--- a/Assignment5/CMSC4200_Assignment5.docx
+++ b/Assignment5/CMSC4200_Assignment5.docx
@@ -301,6 +301,7 @@
         <w:tc>
           <w:tcPr>
             <w:tcW w:w="1460" w:type="dxa"/>
+            <w:shd w:val="clear" w:color="auto" w:fill="385623" w:themeFill="accent6" w:themeFillShade="80"/>
           </w:tcPr>
           <w:p>
             <w:pPr>
@@ -326,6 +327,7 @@
         <w:tc>
           <w:tcPr>
             <w:tcW w:w="7895" w:type="dxa"/>
+            <w:shd w:val="clear" w:color="auto" w:fill="385623" w:themeFill="accent6" w:themeFillShade="80"/>
           </w:tcPr>
           <w:p>
             <w:pPr>
@@ -347,6 +349,7 @@
           <w:tcPr>
             <w:tcW w:w="1460" w:type="dxa"/>
             <w:vMerge w:val="restart"/>
+            <w:shd w:val="clear" w:color="auto" w:fill="385623" w:themeFill="accent6" w:themeFillShade="80"/>
           </w:tcPr>
           <w:p>
             <w:pPr>
@@ -372,6 +375,64 @@
         <w:tc>
           <w:tcPr>
             <w:tcW w:w="7895" w:type="dxa"/>
+            <w:shd w:val="clear" w:color="auto" w:fill="E2EFD9" w:themeFill="accent6" w:themeFillTint="33"/>
+          </w:tcPr>
+          <w:p>
+            <w:pPr>
+              <w:spacing w:line="260" w:lineRule="exact"/>
+              <w:jc w:val="center"/>
+              <w:rPr>
+                <w:b/>
+                <w:bCs/>
+                <w:sz w:val="28"/>
+                <w:szCs w:val="28"/>
+              </w:rPr>
+            </w:pPr>
+          </w:p>
+          <w:p>
+            <w:pPr>
+              <w:spacing w:line="260" w:lineRule="exact"/>
+              <w:jc w:val="center"/>
+              <w:rPr>
+                <w:sz w:val="28"/>
+                <w:szCs w:val="28"/>
+              </w:rPr>
+            </w:pPr>
+            <w:r>
+              <w:rPr>
+                <w:sz w:val="28"/>
+                <w:szCs w:val="28"/>
+              </w:rPr>
+              <w:t>Margo Bonal</w:t>
+            </w:r>
+          </w:p>
+        </w:tc>
+      </w:tr>
+      <w:tr>
+        <w:trPr>
+          <w:trHeight w:val="474"/>
+        </w:trPr>
+        <w:tc>
+          <w:tcPr>
+            <w:tcW w:w="1460" w:type="dxa"/>
+            <w:vMerge/>
+            <w:shd w:val="clear" w:color="auto" w:fill="385623" w:themeFill="accent6" w:themeFillShade="80"/>
+          </w:tcPr>
+          <w:p>
+            <w:pPr>
+              <w:rPr>
+                <w:b/>
+                <w:bCs/>
+                <w:sz w:val="28"/>
+                <w:szCs w:val="28"/>
+              </w:rPr>
+            </w:pPr>
+          </w:p>
+        </w:tc>
+        <w:tc>
+          <w:tcPr>
+            <w:tcW w:w="7895" w:type="dxa"/>
+            <w:shd w:val="clear" w:color="auto" w:fill="E2EFD9" w:themeFill="accent6" w:themeFillTint="33"/>
           </w:tcPr>
           <w:p>
             <w:pPr>
@@ -407,6 +468,7 @@
           <w:tcPr>
             <w:tcW w:w="1460" w:type="dxa"/>
             <w:vMerge/>
+            <w:shd w:val="clear" w:color="auto" w:fill="385623" w:themeFill="accent6" w:themeFillShade="80"/>
           </w:tcPr>
           <w:p>
             <w:pPr>
@@ -422,56 +484,7 @@
         <w:tc>
           <w:tcPr>
             <w:tcW w:w="7895" w:type="dxa"/>
-          </w:tcPr>
-          <w:p>
-            <w:pPr>
-              <w:spacing w:line="260" w:lineRule="exact"/>
-              <w:jc w:val="center"/>
-              <w:rPr>
-                <w:b/>
-                <w:bCs/>
-                <w:sz w:val="28"/>
-                <w:szCs w:val="28"/>
-              </w:rPr>
-            </w:pPr>
-          </w:p>
-          <w:p>
-            <w:pPr>
-              <w:spacing w:line="260" w:lineRule="exact"/>
-              <w:jc w:val="center"/>
-              <w:rPr>
-                <w:b/>
-                <w:bCs/>
-                <w:sz w:val="28"/>
-                <w:szCs w:val="28"/>
-              </w:rPr>
-            </w:pPr>
-          </w:p>
-        </w:tc>
-      </w:tr>
-      <w:tr>
-        <w:trPr>
-          <w:trHeight w:val="474"/>
-        </w:trPr>
-        <w:tc>
-          <w:tcPr>
-            <w:tcW w:w="1460" w:type="dxa"/>
-            <w:vMerge/>
-          </w:tcPr>
-          <w:p>
-            <w:pPr>
-              <w:rPr>
-                <w:b/>
-                <w:bCs/>
-                <w:sz w:val="28"/>
-                <w:szCs w:val="28"/>
-              </w:rPr>
-            </w:pPr>
-          </w:p>
-        </w:tc>
-        <w:tc>
-          <w:tcPr>
-            <w:tcW w:w="7895" w:type="dxa"/>
+            <w:shd w:val="clear" w:color="auto" w:fill="E2EFD9" w:themeFill="accent6" w:themeFillTint="33"/>
           </w:tcPr>
           <w:p>
             <w:pPr>
@@ -683,15 +696,211 @@
     <w:p>
       <w:pPr>
         <w:pStyle w:val="ListParagraph"/>
-        <w:numPr>
-          <w:ilvl w:val="0"/>
-          <w:numId w:val="2"/>
-        </w:numPr>
+        <w:shd w:val="clear" w:color="auto" w:fill="E2EFD9" w:themeFill="accent6" w:themeFillTint="33"/>
         <w:jc w:val="both"/>
       </w:pPr>
-      <w:r>
-        <w:t>Son</w:t>
-      </w:r>
+      <m:oMathPara>
+        <m:oMathParaPr>
+          <m:jc m:val="left"/>
+        </m:oMathParaPr>
+        <m:oMath>
+          <m:sSub>
+            <m:sSubPr>
+              <m:ctrlPr>
+                <w:rPr>
+                  <w:rFonts w:ascii="Cambria Math" w:hAnsi="Cambria Math"/>
+                  <w:i/>
+                </w:rPr>
+              </m:ctrlPr>
+            </m:sSubPr>
+            <m:e>
+              <m:r>
+                <w:rPr>
+                  <w:rFonts w:ascii="Cambria Math" w:hAnsi="Cambria Math"/>
+                </w:rPr>
+                <m:t>∀</m:t>
+              </m:r>
+            </m:e>
+            <m:sub>
+              <m:r>
+                <w:rPr>
+                  <w:rFonts w:ascii="Cambria Math" w:hAnsi="Cambria Math"/>
+                </w:rPr>
+                <m:t xml:space="preserve">x </m:t>
+              </m:r>
+            </m:sub>
+          </m:sSub>
+          <m:sSub>
+            <m:sSubPr>
+              <m:ctrlPr>
+                <w:rPr>
+                  <w:rFonts w:ascii="Cambria Math" w:hAnsi="Cambria Math"/>
+                  <w:i/>
+                </w:rPr>
+              </m:ctrlPr>
+            </m:sSubPr>
+            <m:e>
+              <m:r>
+                <w:rPr>
+                  <w:rFonts w:ascii="Cambria Math" w:hAnsi="Cambria Math"/>
+                </w:rPr>
+                <m:t>∀</m:t>
+              </m:r>
+            </m:e>
+            <m:sub>
+              <m:r>
+                <w:rPr>
+                  <w:rFonts w:ascii="Cambria Math" w:hAnsi="Cambria Math"/>
+                </w:rPr>
+                <m:t xml:space="preserve">y </m:t>
+              </m:r>
+            </m:sub>
+          </m:sSub>
+          <m:d>
+            <m:dPr>
+              <m:ctrlPr>
+                <w:rPr>
+                  <w:rFonts w:ascii="Cambria Math" w:hAnsi="Cambria Math"/>
+                  <w:i/>
+                </w:rPr>
+              </m:ctrlPr>
+            </m:dPr>
+            <m:e>
+              <m:r>
+                <w:rPr>
+                  <w:rFonts w:ascii="Cambria Math" w:hAnsi="Cambria Math"/>
+                </w:rPr>
+                <m:t xml:space="preserve">Brother </m:t>
+              </m:r>
+              <m:d>
+                <m:dPr>
+                  <m:ctrlPr>
+                    <w:rPr>
+                      <w:rFonts w:ascii="Cambria Math" w:hAnsi="Cambria Math"/>
+                      <w:i/>
+                    </w:rPr>
+                  </m:ctrlPr>
+                </m:dPr>
+                <m:e>
+                  <m:r>
+                    <w:rPr>
+                      <w:rFonts w:ascii="Cambria Math" w:hAnsi="Cambria Math"/>
+                    </w:rPr>
+                    <m:t>x,y</m:t>
+                  </m:r>
+                </m:e>
+              </m:d>
+            </m:e>
+          </m:d>
+          <m:r>
+            <w:rPr>
+              <w:rFonts w:ascii="Cambria Math" w:hAnsi="Cambria Math"/>
+            </w:rPr>
+            <m:t>⟺</m:t>
+          </m:r>
+          <m:r>
+            <w:rPr>
+              <w:rFonts w:ascii="Cambria Math" w:hAnsi="Cambria Math"/>
+            </w:rPr>
+            <m:t>(</m:t>
+          </m:r>
+          <m:r>
+            <w:rPr>
+              <w:rFonts w:ascii="Cambria Math" w:hAnsi="Cambria Math"/>
+            </w:rPr>
+            <m:t>Sibling</m:t>
+          </m:r>
+          <m:d>
+            <m:dPr>
+              <m:ctrlPr>
+                <w:rPr>
+                  <w:rFonts w:ascii="Cambria Math" w:hAnsi="Cambria Math"/>
+                </w:rPr>
+              </m:ctrlPr>
+            </m:dPr>
+            <m:e>
+              <m:r>
+                <w:rPr>
+                  <w:rFonts w:ascii="Cambria Math" w:hAnsi="Cambria Math"/>
+                </w:rPr>
+                <m:t>x</m:t>
+              </m:r>
+              <m:r>
+                <m:rPr>
+                  <m:sty m:val="p"/>
+                </m:rPr>
+                <w:rPr>
+                  <w:rFonts w:ascii="Cambria Math" w:hAnsi="Cambria Math"/>
+                </w:rPr>
+                <m:t xml:space="preserve">, </m:t>
+              </m:r>
+              <m:r>
+                <w:rPr>
+                  <w:rFonts w:ascii="Cambria Math" w:hAnsi="Cambria Math"/>
+                </w:rPr>
+                <m:t>y</m:t>
+              </m:r>
+            </m:e>
+          </m:d>
+          <m:r>
+            <m:rPr>
+              <m:sty m:val="p"/>
+            </m:rPr>
+            <w:rPr>
+              <w:rFonts w:ascii="Cambria Math" w:hAnsi="Cambria Math"/>
+            </w:rPr>
+            <m:t xml:space="preserve"> ⋀ </m:t>
+          </m:r>
+          <m:r>
+            <w:rPr>
+              <w:rFonts w:ascii="Cambria Math" w:hAnsi="Cambria Math"/>
+            </w:rPr>
+            <m:t>Male</m:t>
+          </m:r>
+          <m:r>
+            <m:rPr>
+              <m:sty m:val="p"/>
+            </m:rPr>
+            <w:rPr>
+              <w:rFonts w:ascii="Cambria Math" w:hAnsi="Cambria Math"/>
+            </w:rPr>
+            <m:t>(</m:t>
+          </m:r>
+          <m:r>
+            <w:rPr>
+              <w:rFonts w:ascii="Cambria Math" w:hAnsi="Cambria Math"/>
+            </w:rPr>
+            <m:t>x</m:t>
+          </m:r>
+          <m:r>
+            <m:rPr>
+              <m:sty m:val="p"/>
+            </m:rPr>
+            <w:rPr>
+              <w:rFonts w:ascii="Cambria Math" w:hAnsi="Cambria Math"/>
+            </w:rPr>
+            <m:t>)</m:t>
+          </m:r>
+          <m:r>
+            <m:rPr>
+              <m:sty m:val="p"/>
+            </m:rPr>
+            <w:rPr>
+              <w:rFonts w:ascii="Cambria Math" w:hAnsi="Cambria Math"/>
+            </w:rPr>
+            <m:t>)</m:t>
+          </m:r>
+          <m:r>
+            <m:rPr>
+              <m:sty m:val="p"/>
+            </m:rPr>
+            <w:rPr>
+              <w:rFonts w:ascii="Cambria Math" w:hAnsi="Cambria Math"/>
+            </w:rPr>
+            <m:t xml:space="preserve"> </m:t>
+          </m:r>
+        </m:oMath>
+      </m:oMathPara>
     </w:p>
     <w:p>
       <w:pPr>
@@ -703,12 +912,569 @@
         <w:jc w:val="both"/>
       </w:pPr>
       <w:r>
-        <w:t>First Cousin</w:t>
+        <w:t>Son</w:t>
       </w:r>
     </w:p>
     <w:p>
       <w:pPr>
         <w:pStyle w:val="ListParagraph"/>
+        <w:shd w:val="clear" w:color="auto" w:fill="E2EFD9" w:themeFill="accent6" w:themeFillTint="33"/>
+        <w:jc w:val="both"/>
+      </w:pPr>
+      <m:oMathPara>
+        <m:oMathParaPr>
+          <m:jc m:val="left"/>
+        </m:oMathParaPr>
+        <m:oMath>
+          <m:sSub>
+            <m:sSubPr>
+              <m:ctrlPr>
+                <w:rPr>
+                  <w:rFonts w:ascii="Cambria Math" w:hAnsi="Cambria Math"/>
+                  <w:i/>
+                </w:rPr>
+              </m:ctrlPr>
+            </m:sSubPr>
+            <m:e>
+              <m:r>
+                <w:rPr>
+                  <w:rFonts w:ascii="Cambria Math" w:hAnsi="Cambria Math"/>
+                </w:rPr>
+                <m:t>∀</m:t>
+              </m:r>
+            </m:e>
+            <m:sub>
+              <m:r>
+                <w:rPr>
+                  <w:rFonts w:ascii="Cambria Math" w:hAnsi="Cambria Math"/>
+                </w:rPr>
+                <m:t xml:space="preserve">x </m:t>
+              </m:r>
+            </m:sub>
+          </m:sSub>
+          <m:sSub>
+            <m:sSubPr>
+              <m:ctrlPr>
+                <w:rPr>
+                  <w:rFonts w:ascii="Cambria Math" w:hAnsi="Cambria Math"/>
+                  <w:i/>
+                </w:rPr>
+              </m:ctrlPr>
+            </m:sSubPr>
+            <m:e>
+              <m:r>
+                <w:rPr>
+                  <w:rFonts w:ascii="Cambria Math" w:hAnsi="Cambria Math"/>
+                </w:rPr>
+                <m:t>∀</m:t>
+              </m:r>
+            </m:e>
+            <m:sub>
+              <m:r>
+                <w:rPr>
+                  <w:rFonts w:ascii="Cambria Math" w:hAnsi="Cambria Math"/>
+                </w:rPr>
+                <m:t xml:space="preserve">y </m:t>
+              </m:r>
+            </m:sub>
+          </m:sSub>
+          <m:d>
+            <m:dPr>
+              <m:ctrlPr>
+                <w:rPr>
+                  <w:rFonts w:ascii="Cambria Math" w:hAnsi="Cambria Math"/>
+                  <w:i/>
+                </w:rPr>
+              </m:ctrlPr>
+            </m:dPr>
+            <m:e>
+              <m:r>
+                <w:rPr>
+                  <w:rFonts w:ascii="Cambria Math" w:hAnsi="Cambria Math"/>
+                </w:rPr>
+                <m:t>Son</m:t>
+              </m:r>
+              <m:r>
+                <w:rPr>
+                  <w:rFonts w:ascii="Cambria Math" w:hAnsi="Cambria Math"/>
+                </w:rPr>
+                <m:t xml:space="preserve"> </m:t>
+              </m:r>
+              <m:d>
+                <m:dPr>
+                  <m:ctrlPr>
+                    <w:rPr>
+                      <w:rFonts w:ascii="Cambria Math" w:hAnsi="Cambria Math"/>
+                      <w:i/>
+                    </w:rPr>
+                  </m:ctrlPr>
+                </m:dPr>
+                <m:e>
+                  <m:r>
+                    <w:rPr>
+                      <w:rFonts w:ascii="Cambria Math" w:hAnsi="Cambria Math"/>
+                    </w:rPr>
+                    <m:t>x,y</m:t>
+                  </m:r>
+                </m:e>
+              </m:d>
+            </m:e>
+          </m:d>
+          <m:r>
+            <w:rPr>
+              <w:rFonts w:ascii="Cambria Math" w:hAnsi="Cambria Math"/>
+            </w:rPr>
+            <m:t>⟺</m:t>
+          </m:r>
+          <m:r>
+            <w:rPr>
+              <w:rFonts w:ascii="Cambria Math" w:hAnsi="Cambria Math"/>
+            </w:rPr>
+            <m:t>(</m:t>
+          </m:r>
+          <m:r>
+            <w:rPr>
+              <w:rFonts w:ascii="Cambria Math" w:hAnsi="Cambria Math"/>
+            </w:rPr>
+            <m:t>Child</m:t>
+          </m:r>
+          <m:d>
+            <m:dPr>
+              <m:ctrlPr>
+                <w:rPr>
+                  <w:rFonts w:ascii="Cambria Math" w:hAnsi="Cambria Math"/>
+                </w:rPr>
+              </m:ctrlPr>
+            </m:dPr>
+            <m:e>
+              <m:r>
+                <w:rPr>
+                  <w:rFonts w:ascii="Cambria Math" w:hAnsi="Cambria Math"/>
+                </w:rPr>
+                <m:t>x</m:t>
+              </m:r>
+              <m:r>
+                <m:rPr>
+                  <m:sty m:val="p"/>
+                </m:rPr>
+                <w:rPr>
+                  <w:rFonts w:ascii="Cambria Math" w:hAnsi="Cambria Math"/>
+                </w:rPr>
+                <m:t xml:space="preserve">, </m:t>
+              </m:r>
+              <m:r>
+                <w:rPr>
+                  <w:rFonts w:ascii="Cambria Math" w:hAnsi="Cambria Math"/>
+                </w:rPr>
+                <m:t>y</m:t>
+              </m:r>
+            </m:e>
+          </m:d>
+          <m:r>
+            <m:rPr>
+              <m:sty m:val="p"/>
+            </m:rPr>
+            <w:rPr>
+              <w:rFonts w:ascii="Cambria Math" w:hAnsi="Cambria Math"/>
+            </w:rPr>
+            <m:t xml:space="preserve"> ⋀ </m:t>
+          </m:r>
+          <m:r>
+            <w:rPr>
+              <w:rFonts w:ascii="Cambria Math" w:hAnsi="Cambria Math"/>
+            </w:rPr>
+            <m:t>Male</m:t>
+          </m:r>
+          <m:r>
+            <m:rPr>
+              <m:sty m:val="p"/>
+            </m:rPr>
+            <w:rPr>
+              <w:rFonts w:ascii="Cambria Math" w:hAnsi="Cambria Math"/>
+            </w:rPr>
+            <m:t>(</m:t>
+          </m:r>
+          <m:r>
+            <w:rPr>
+              <w:rFonts w:ascii="Cambria Math" w:hAnsi="Cambria Math"/>
+            </w:rPr>
+            <m:t>x</m:t>
+          </m:r>
+          <m:r>
+            <m:rPr>
+              <m:sty m:val="p"/>
+            </m:rPr>
+            <w:rPr>
+              <w:rFonts w:ascii="Cambria Math" w:hAnsi="Cambria Math"/>
+            </w:rPr>
+            <m:t>)</m:t>
+          </m:r>
+          <m:r>
+            <m:rPr>
+              <m:sty m:val="p"/>
+            </m:rPr>
+            <w:rPr>
+              <w:rFonts w:ascii="Cambria Math" w:hAnsi="Cambria Math"/>
+            </w:rPr>
+            <m:t>)</m:t>
+          </m:r>
+        </m:oMath>
+      </m:oMathPara>
+    </w:p>
+    <w:p>
+      <w:pPr>
+        <w:pStyle w:val="ListParagraph"/>
+        <w:numPr>
+          <w:ilvl w:val="0"/>
+          <w:numId w:val="2"/>
+        </w:numPr>
+        <w:jc w:val="both"/>
+      </w:pPr>
+      <w:r>
+        <w:t>First Cousin</w:t>
+      </w:r>
+    </w:p>
+    <w:p>
+      <w:pPr>
+        <w:pStyle w:val="ListParagraph"/>
+        <w:jc w:val="both"/>
+        <w:rPr>
+          <w:i/>
+          <w:iCs/>
+        </w:rPr>
+      </w:pPr>
+      <w:r>
+        <w:rPr>
+          <w:i/>
+          <w:iCs/>
+        </w:rPr>
+        <w:t xml:space="preserve">Where </w:t>
+      </w:r>
+      <w:r>
+        <w:rPr>
+          <w:i/>
+          <w:iCs/>
+        </w:rPr>
+        <w:t>(x, y) are first cousins and (p,</w:t>
+      </w:r>
+      <w:r>
+        <w:rPr>
+          <w:i/>
+          <w:iCs/>
+        </w:rPr>
+        <w:t xml:space="preserve"> </w:t>
+      </w:r>
+      <w:r>
+        <w:rPr>
+          <w:i/>
+          <w:iCs/>
+        </w:rPr>
+        <w:t xml:space="preserve">q) are parents: </w:t>
+      </w:r>
+    </w:p>
+    <w:p>
+      <w:pPr>
+        <w:pStyle w:val="ListParagraph"/>
+        <w:shd w:val="clear" w:color="auto" w:fill="E2EFD9" w:themeFill="accent6" w:themeFillTint="33"/>
+        <w:jc w:val="both"/>
+      </w:pPr>
+      <m:oMathPara>
+        <m:oMathParaPr>
+          <m:jc m:val="left"/>
+        </m:oMathParaPr>
+        <m:oMath>
+          <m:sSub>
+            <m:sSubPr>
+              <m:ctrlPr>
+                <w:rPr>
+                  <w:rFonts w:ascii="Cambria Math" w:hAnsi="Cambria Math"/>
+                  <w:i/>
+                </w:rPr>
+              </m:ctrlPr>
+            </m:sSubPr>
+            <m:e>
+              <m:r>
+                <w:rPr>
+                  <w:rFonts w:ascii="Cambria Math" w:hAnsi="Cambria Math"/>
+                </w:rPr>
+                <m:t>∀</m:t>
+              </m:r>
+            </m:e>
+            <m:sub>
+              <m:r>
+                <w:rPr>
+                  <w:rFonts w:ascii="Cambria Math" w:hAnsi="Cambria Math"/>
+                </w:rPr>
+                <m:t>x</m:t>
+              </m:r>
+              <m:r>
+                <w:rPr>
+                  <w:rFonts w:ascii="Cambria Math" w:hAnsi="Cambria Math"/>
+                </w:rPr>
+                <m:t>,y</m:t>
+              </m:r>
+              <m:r>
+                <w:rPr>
+                  <w:rFonts w:ascii="Cambria Math" w:hAnsi="Cambria Math"/>
+                </w:rPr>
+                <m:t xml:space="preserve"> </m:t>
+              </m:r>
+            </m:sub>
+          </m:sSub>
+          <m:d>
+            <m:dPr>
+              <m:ctrlPr>
+                <w:rPr>
+                  <w:rFonts w:ascii="Cambria Math" w:hAnsi="Cambria Math"/>
+                  <w:i/>
+                </w:rPr>
+              </m:ctrlPr>
+            </m:dPr>
+            <m:e>
+              <m:r>
+                <w:rPr>
+                  <w:rFonts w:ascii="Cambria Math" w:hAnsi="Cambria Math"/>
+                </w:rPr>
+                <m:t>First</m:t>
+              </m:r>
+              <m:r>
+                <w:rPr>
+                  <w:rFonts w:ascii="Cambria Math" w:hAnsi="Cambria Math"/>
+                </w:rPr>
+                <m:t>Cousin</m:t>
+              </m:r>
+              <m:r>
+                <w:rPr>
+                  <w:rFonts w:ascii="Cambria Math" w:hAnsi="Cambria Math"/>
+                </w:rPr>
+                <m:t xml:space="preserve"> </m:t>
+              </m:r>
+              <m:d>
+                <m:dPr>
+                  <m:ctrlPr>
+                    <w:rPr>
+                      <w:rFonts w:ascii="Cambria Math" w:hAnsi="Cambria Math"/>
+                      <w:i/>
+                    </w:rPr>
+                  </m:ctrlPr>
+                </m:dPr>
+                <m:e>
+                  <m:r>
+                    <w:rPr>
+                      <w:rFonts w:ascii="Cambria Math" w:hAnsi="Cambria Math"/>
+                    </w:rPr>
+                    <m:t>x,y</m:t>
+                  </m:r>
+                </m:e>
+              </m:d>
+            </m:e>
+          </m:d>
+          <m:r>
+            <w:rPr>
+              <w:rFonts w:ascii="Cambria Math" w:hAnsi="Cambria Math"/>
+            </w:rPr>
+            <m:t>⟺</m:t>
+          </m:r>
+          <m:sSub>
+            <m:sSubPr>
+              <m:ctrlPr>
+                <w:rPr>
+                  <w:rFonts w:ascii="Cambria Math" w:hAnsi="Cambria Math"/>
+                  <w:i/>
+                  <w:iCs/>
+                </w:rPr>
+              </m:ctrlPr>
+            </m:sSubPr>
+            <m:e>
+              <m:r>
+                <w:rPr>
+                  <w:rFonts w:ascii="Cambria Math" w:hAnsi="Cambria Math"/>
+                </w:rPr>
+                <m:t>∃</m:t>
+              </m:r>
+            </m:e>
+            <m:sub>
+              <m:r>
+                <w:rPr>
+                  <w:rFonts w:ascii="Cambria Math" w:hAnsi="Cambria Math"/>
+                </w:rPr>
+                <m:t>p,q</m:t>
+              </m:r>
+            </m:sub>
+          </m:sSub>
+          <m:r>
+            <w:rPr>
+              <w:rFonts w:ascii="Cambria Math" w:hAnsi="Cambria Math"/>
+            </w:rPr>
+            <m:t>(Child</m:t>
+          </m:r>
+          <m:d>
+            <m:dPr>
+              <m:ctrlPr>
+                <w:rPr>
+                  <w:rFonts w:ascii="Cambria Math" w:hAnsi="Cambria Math"/>
+                </w:rPr>
+              </m:ctrlPr>
+            </m:dPr>
+            <m:e>
+              <m:r>
+                <w:rPr>
+                  <w:rFonts w:ascii="Cambria Math" w:hAnsi="Cambria Math"/>
+                </w:rPr>
+                <m:t>x</m:t>
+              </m:r>
+              <m:r>
+                <m:rPr>
+                  <m:sty m:val="p"/>
+                </m:rPr>
+                <w:rPr>
+                  <w:rFonts w:ascii="Cambria Math" w:hAnsi="Cambria Math"/>
+                </w:rPr>
+                <m:t xml:space="preserve">, </m:t>
+              </m:r>
+              <m:r>
+                <w:rPr>
+                  <w:rFonts w:ascii="Cambria Math" w:hAnsi="Cambria Math"/>
+                </w:rPr>
+                <m:t>p</m:t>
+              </m:r>
+            </m:e>
+          </m:d>
+          <m:r>
+            <m:rPr>
+              <m:sty m:val="p"/>
+            </m:rPr>
+            <w:rPr>
+              <w:rFonts w:ascii="Cambria Math" w:hAnsi="Cambria Math"/>
+            </w:rPr>
+            <m:t xml:space="preserve"> </m:t>
+          </m:r>
+          <m:r>
+            <m:rPr>
+              <m:sty m:val="p"/>
+            </m:rPr>
+            <w:rPr>
+              <w:rFonts w:ascii="Cambria Math" w:hAnsi="Cambria Math"/>
+            </w:rPr>
+            <m:t>⋀</m:t>
+          </m:r>
+          <m:r>
+            <m:rPr>
+              <m:sty m:val="p"/>
+            </m:rPr>
+            <w:rPr>
+              <w:rFonts w:ascii="Cambria Math" w:hAnsi="Cambria Math"/>
+            </w:rPr>
+            <m:t xml:space="preserve"> </m:t>
+          </m:r>
+          <m:r>
+            <w:rPr>
+              <w:rFonts w:ascii="Cambria Math" w:hAnsi="Cambria Math"/>
+            </w:rPr>
+            <m:t>Child</m:t>
+          </m:r>
+          <m:d>
+            <m:dPr>
+              <m:ctrlPr>
+                <w:rPr>
+                  <w:rFonts w:ascii="Cambria Math" w:hAnsi="Cambria Math"/>
+                </w:rPr>
+              </m:ctrlPr>
+            </m:dPr>
+            <m:e>
+              <m:r>
+                <w:rPr>
+                  <w:rFonts w:ascii="Cambria Math" w:hAnsi="Cambria Math"/>
+                </w:rPr>
+                <m:t>y</m:t>
+              </m:r>
+              <m:r>
+                <m:rPr>
+                  <m:sty m:val="p"/>
+                </m:rPr>
+                <w:rPr>
+                  <w:rFonts w:ascii="Cambria Math" w:hAnsi="Cambria Math"/>
+                </w:rPr>
+                <m:t xml:space="preserve">, </m:t>
+              </m:r>
+              <m:r>
+                <w:rPr>
+                  <w:rFonts w:ascii="Cambria Math" w:hAnsi="Cambria Math"/>
+                </w:rPr>
+                <m:t>q</m:t>
+              </m:r>
+            </m:e>
+          </m:d>
+          <m:r>
+            <m:rPr>
+              <m:sty m:val="p"/>
+            </m:rPr>
+            <w:rPr>
+              <w:rFonts w:ascii="Cambria Math" w:hAnsi="Cambria Math"/>
+            </w:rPr>
+            <m:t xml:space="preserve"> ⋀ </m:t>
+          </m:r>
+          <m:r>
+            <m:rPr>
+              <m:sty m:val="p"/>
+            </m:rPr>
+            <w:rPr>
+              <w:rFonts w:ascii="Cambria Math" w:hAnsi="Cambria Math"/>
+            </w:rPr>
+            <m:t xml:space="preserve"> </m:t>
+          </m:r>
+          <m:r>
+            <w:rPr>
+              <w:rFonts w:ascii="Cambria Math" w:hAnsi="Cambria Math"/>
+            </w:rPr>
+            <m:t>Sibling</m:t>
+          </m:r>
+          <m:d>
+            <m:dPr>
+              <m:ctrlPr>
+                <w:rPr>
+                  <w:rFonts w:ascii="Cambria Math" w:hAnsi="Cambria Math"/>
+                </w:rPr>
+              </m:ctrlPr>
+            </m:dPr>
+            <m:e>
+              <m:r>
+                <w:rPr>
+                  <w:rFonts w:ascii="Cambria Math" w:hAnsi="Cambria Math"/>
+                </w:rPr>
+                <m:t>p</m:t>
+              </m:r>
+              <m:r>
+                <m:rPr>
+                  <m:sty m:val="p"/>
+                </m:rPr>
+                <w:rPr>
+                  <w:rFonts w:ascii="Cambria Math" w:hAnsi="Cambria Math"/>
+                </w:rPr>
+                <m:t xml:space="preserve">, </m:t>
+              </m:r>
+              <m:r>
+                <w:rPr>
+                  <w:rFonts w:ascii="Cambria Math" w:hAnsi="Cambria Math"/>
+                </w:rPr>
+                <m:t>q</m:t>
+              </m:r>
+            </m:e>
+          </m:d>
+          <m:r>
+            <m:rPr>
+              <m:sty m:val="p"/>
+            </m:rPr>
+            <w:rPr>
+              <w:rFonts w:ascii="Cambria Math" w:hAnsi="Cambria Math"/>
+            </w:rPr>
+            <m:t>)</m:t>
+          </m:r>
+        </m:oMath>
+      </m:oMathPara>
+    </w:p>
+    <w:p>
+      <w:pPr>
         <w:jc w:val="both"/>
       </w:pPr>
     </w:p>
@@ -863,18 +1629,108 @@
     <w:p>
       <w:pPr>
         <w:pStyle w:val="ListParagraph"/>
-        <w:numPr>
-          <w:ilvl w:val="0"/>
-          <w:numId w:val="3"/>
-        </w:numPr>
+        <w:shd w:val="clear" w:color="auto" w:fill="E2EFD9" w:themeFill="accent6" w:themeFillTint="33"/>
         <w:jc w:val="both"/>
       </w:pPr>
-      <w:r>
-        <w:t xml:space="preserve">Alice </w:t>
-      </w:r>
-      <w:r>
-        <w:t>has exactly one daughter</w:t>
-      </w:r>
+      <m:oMathPara>
+        <m:oMathParaPr>
+          <m:jc m:val="left"/>
+        </m:oMathParaPr>
+        <m:oMath>
+          <m:sSub>
+            <m:sSubPr>
+              <m:ctrlPr>
+                <w:rPr>
+                  <w:rFonts w:ascii="Cambria Math" w:hAnsi="Cambria Math"/>
+                  <w:i/>
+                </w:rPr>
+              </m:ctrlPr>
+            </m:sSubPr>
+            <m:e>
+              <m:r>
+                <w:rPr>
+                  <w:rFonts w:ascii="Cambria Math" w:hAnsi="Cambria Math"/>
+                </w:rPr>
+                <m:t>∃</m:t>
+              </m:r>
+            </m:e>
+            <m:sub>
+              <m:r>
+                <w:rPr>
+                  <w:rFonts w:ascii="Cambria Math" w:hAnsi="Cambria Math"/>
+                </w:rPr>
+                <m:t>x</m:t>
+              </m:r>
+            </m:sub>
+          </m:sSub>
+          <m:r>
+            <w:rPr>
+              <w:rFonts w:ascii="Cambria Math" w:hAnsi="Cambria Math"/>
+            </w:rPr>
+            <m:t xml:space="preserve"> ((Parent</m:t>
+          </m:r>
+          <m:d>
+            <m:dPr>
+              <m:ctrlPr>
+                <w:rPr>
+                  <w:rFonts w:ascii="Cambria Math" w:hAnsi="Cambria Math"/>
+                  <w:i/>
+                </w:rPr>
+              </m:ctrlPr>
+            </m:dPr>
+            <m:e>
+              <m:r>
+                <w:rPr>
+                  <w:rFonts w:ascii="Cambria Math" w:hAnsi="Cambria Math"/>
+                </w:rPr>
+                <m:t>x, Alice</m:t>
+              </m:r>
+            </m:e>
+          </m:d>
+          <m:r>
+            <w:rPr>
+              <w:rFonts w:ascii="Cambria Math" w:hAnsi="Cambria Math"/>
+            </w:rPr>
+            <m:t>)</m:t>
+          </m:r>
+          <m:r>
+            <w:rPr>
+              <w:rFonts w:ascii="Cambria Math" w:hAnsi="Cambria Math"/>
+            </w:rPr>
+            <m:t xml:space="preserve"> ⋀</m:t>
+          </m:r>
+          <m:r>
+            <w:rPr>
+              <w:rFonts w:ascii="Cambria Math" w:hAnsi="Cambria Math"/>
+            </w:rPr>
+            <m:t xml:space="preserve"> (Female</m:t>
+          </m:r>
+          <m:d>
+            <m:dPr>
+              <m:ctrlPr>
+                <w:rPr>
+                  <w:rFonts w:ascii="Cambria Math" w:hAnsi="Cambria Math"/>
+                  <w:i/>
+                </w:rPr>
+              </m:ctrlPr>
+            </m:dPr>
+            <m:e>
+              <m:r>
+                <w:rPr>
+                  <w:rFonts w:ascii="Cambria Math" w:hAnsi="Cambria Math"/>
+                </w:rPr>
+                <m:t>x</m:t>
+              </m:r>
+            </m:e>
+          </m:d>
+          <m:r>
+            <w:rPr>
+              <w:rFonts w:ascii="Cambria Math" w:hAnsi="Cambria Math"/>
+            </w:rPr>
+            <m:t>)</m:t>
+          </m:r>
+        </m:oMath>
+      </m:oMathPara>
     </w:p>
     <w:p>
       <w:pPr>
@@ -886,17 +1742,495 @@
         <w:jc w:val="both"/>
       </w:pPr>
       <w:r>
-        <w:t xml:space="preserve">Alice and Peter have exactly one child together </w:t>
+        <w:t xml:space="preserve">Alice </w:t>
+      </w:r>
+      <w:r>
+        <w:t>has exactly one daughter</w:t>
       </w:r>
     </w:p>
     <w:p>
       <w:pPr>
         <w:pStyle w:val="ListParagraph"/>
+        <w:shd w:val="clear" w:color="auto" w:fill="E2EFD9" w:themeFill="accent6" w:themeFillTint="33"/>
         <w:jc w:val="both"/>
       </w:pPr>
+      <m:oMathPara>
+        <m:oMathParaPr>
+          <m:jc m:val="left"/>
+        </m:oMathParaPr>
+        <m:oMath>
+          <m:sSub>
+            <m:sSubPr>
+              <m:ctrlPr>
+                <w:rPr>
+                  <w:rFonts w:ascii="Cambria Math" w:hAnsi="Cambria Math"/>
+                  <w:i/>
+                </w:rPr>
+              </m:ctrlPr>
+            </m:sSubPr>
+            <m:e>
+              <m:r>
+                <w:rPr>
+                  <w:rFonts w:ascii="Cambria Math" w:hAnsi="Cambria Math"/>
+                </w:rPr>
+                <m:t>∃</m:t>
+              </m:r>
+            </m:e>
+            <m:sub>
+              <m:r>
+                <w:rPr>
+                  <w:rFonts w:ascii="Cambria Math" w:hAnsi="Cambria Math"/>
+                </w:rPr>
+                <m:t>x</m:t>
+              </m:r>
+            </m:sub>
+          </m:sSub>
+          <m:r>
+            <w:rPr>
+              <w:rFonts w:ascii="Cambria Math" w:hAnsi="Cambria Math"/>
+            </w:rPr>
+            <m:t xml:space="preserve"> </m:t>
+          </m:r>
+          <m:r>
+            <w:rPr>
+              <w:rFonts w:ascii="Cambria Math" w:hAnsi="Cambria Math"/>
+            </w:rPr>
+            <m:t>(</m:t>
+          </m:r>
+          <m:r>
+            <w:rPr>
+              <w:rFonts w:ascii="Cambria Math" w:hAnsi="Cambria Math"/>
+            </w:rPr>
+            <m:t>(</m:t>
+          </m:r>
+          <m:r>
+            <w:rPr>
+              <w:rFonts w:ascii="Cambria Math" w:hAnsi="Cambria Math"/>
+            </w:rPr>
+            <m:t>Parent</m:t>
+          </m:r>
+          <m:d>
+            <m:dPr>
+              <m:ctrlPr>
+                <w:rPr>
+                  <w:rFonts w:ascii="Cambria Math" w:hAnsi="Cambria Math"/>
+                  <w:i/>
+                </w:rPr>
+              </m:ctrlPr>
+            </m:dPr>
+            <m:e>
+              <m:r>
+                <w:rPr>
+                  <w:rFonts w:ascii="Cambria Math" w:hAnsi="Cambria Math"/>
+                </w:rPr>
+                <m:t>x, Alice</m:t>
+              </m:r>
+            </m:e>
+          </m:d>
+          <m:r>
+            <w:rPr>
+              <w:rFonts w:ascii="Cambria Math" w:hAnsi="Cambria Math"/>
+            </w:rPr>
+            <m:t xml:space="preserve"> </m:t>
+          </m:r>
+          <m:r>
+            <w:rPr>
+              <w:rFonts w:ascii="Cambria Math" w:hAnsi="Cambria Math"/>
+            </w:rPr>
+            <m:t>⋀</m:t>
+          </m:r>
+          <m:sSub>
+            <m:sSubPr>
+              <m:ctrlPr>
+                <w:rPr>
+                  <w:rFonts w:ascii="Cambria Math" w:hAnsi="Cambria Math"/>
+                  <w:i/>
+                </w:rPr>
+              </m:ctrlPr>
+            </m:sSubPr>
+            <m:e>
+              <m:r>
+                <w:rPr>
+                  <w:rFonts w:ascii="Cambria Math" w:hAnsi="Cambria Math"/>
+                </w:rPr>
+                <m:t>(Female</m:t>
+              </m:r>
+              <m:d>
+                <m:dPr>
+                  <m:ctrlPr>
+                    <w:rPr>
+                      <w:rFonts w:ascii="Cambria Math" w:hAnsi="Cambria Math"/>
+                      <w:i/>
+                    </w:rPr>
+                  </m:ctrlPr>
+                </m:dPr>
+                <m:e>
+                  <m:r>
+                    <w:rPr>
+                      <w:rFonts w:ascii="Cambria Math" w:hAnsi="Cambria Math"/>
+                    </w:rPr>
+                    <m:t>x</m:t>
+                  </m:r>
+                  <m:r>
+                    <w:rPr>
+                      <w:rFonts w:ascii="Cambria Math" w:hAnsi="Cambria Math"/>
+                    </w:rPr>
+                    <m:t xml:space="preserve"> </m:t>
+                  </m:r>
+                </m:e>
+              </m:d>
+              <m:r>
+                <w:rPr>
+                  <w:rFonts w:ascii="Cambria Math" w:hAnsi="Cambria Math"/>
+                </w:rPr>
+                <m:t>)</m:t>
+              </m:r>
+              <m:r>
+                <w:rPr>
+                  <w:rFonts w:ascii="Cambria Math" w:hAnsi="Cambria Math"/>
+                </w:rPr>
+                <m:t xml:space="preserve"> </m:t>
+              </m:r>
+              <m:r>
+                <w:rPr>
+                  <w:rFonts w:ascii="Cambria Math" w:hAnsi="Cambria Math"/>
+                </w:rPr>
+                <m:t xml:space="preserve"> </m:t>
+              </m:r>
+              <m:r>
+                <w:rPr>
+                  <w:rFonts w:ascii="Cambria Math" w:hAnsi="Cambria Math"/>
+                </w:rPr>
+                <m:t>⋀</m:t>
+              </m:r>
+              <m:r>
+                <w:rPr>
+                  <w:rFonts w:ascii="Cambria Math" w:hAnsi="Cambria Math"/>
+                </w:rPr>
+                <m:t xml:space="preserve"> (∀</m:t>
+              </m:r>
+            </m:e>
+            <m:sub>
+              <m:r>
+                <w:rPr>
+                  <w:rFonts w:ascii="Cambria Math" w:hAnsi="Cambria Math"/>
+                </w:rPr>
+                <m:t>y</m:t>
+              </m:r>
+            </m:sub>
+          </m:sSub>
+          <m:r>
+            <w:rPr>
+              <w:rFonts w:ascii="Cambria Math" w:hAnsi="Cambria Math"/>
+            </w:rPr>
+            <m:t>(Parent</m:t>
+          </m:r>
+          <m:d>
+            <m:dPr>
+              <m:ctrlPr>
+                <w:rPr>
+                  <w:rFonts w:ascii="Cambria Math" w:hAnsi="Cambria Math"/>
+                  <w:i/>
+                </w:rPr>
+              </m:ctrlPr>
+            </m:dPr>
+            <m:e>
+              <m:r>
+                <w:rPr>
+                  <w:rFonts w:ascii="Cambria Math" w:hAnsi="Cambria Math"/>
+                </w:rPr>
+                <m:t>y</m:t>
+              </m:r>
+              <m:r>
+                <w:rPr>
+                  <w:rFonts w:ascii="Cambria Math" w:hAnsi="Cambria Math"/>
+                </w:rPr>
+                <m:t>, Alice</m:t>
+              </m:r>
+            </m:e>
+          </m:d>
+          <m:r>
+            <w:rPr>
+              <w:rFonts w:ascii="Cambria Math" w:hAnsi="Cambria Math"/>
+            </w:rPr>
+            <m:t>(</m:t>
+          </m:r>
+          <m:r>
+            <w:rPr>
+              <w:rFonts w:ascii="Cambria Math" w:hAnsi="Cambria Math"/>
+            </w:rPr>
+            <m:t>Female</m:t>
+          </m:r>
+          <m:d>
+            <m:dPr>
+              <m:ctrlPr>
+                <w:rPr>
+                  <w:rFonts w:ascii="Cambria Math" w:hAnsi="Cambria Math"/>
+                  <w:i/>
+                </w:rPr>
+              </m:ctrlPr>
+            </m:dPr>
+            <m:e>
+              <m:r>
+                <w:rPr>
+                  <w:rFonts w:ascii="Cambria Math" w:hAnsi="Cambria Math"/>
+                </w:rPr>
+                <m:t xml:space="preserve">y </m:t>
+              </m:r>
+            </m:e>
+          </m:d>
+          <m:r>
+            <w:rPr>
+              <w:rFonts w:ascii="Cambria Math" w:hAnsi="Cambria Math"/>
+            </w:rPr>
+            <m:t xml:space="preserve"> ⇒x=y</m:t>
+          </m:r>
+          <m:r>
+            <w:rPr>
+              <w:rFonts w:ascii="Cambria Math" w:hAnsi="Cambria Math"/>
+            </w:rPr>
+            <m:t>)</m:t>
+          </m:r>
+        </m:oMath>
+      </m:oMathPara>
     </w:p>
     <w:p>
       <w:pPr>
+        <w:pStyle w:val="ListParagraph"/>
+        <w:numPr>
+          <w:ilvl w:val="0"/>
+          <w:numId w:val="3"/>
+        </w:numPr>
+        <w:jc w:val="both"/>
+      </w:pPr>
+      <w:r>
+        <w:t xml:space="preserve">Alice and Peter have exactly one child together </w:t>
+      </w:r>
+    </w:p>
+    <w:p>
+      <w:pPr>
+        <w:pStyle w:val="ListParagraph"/>
+        <w:shd w:val="clear" w:color="auto" w:fill="E2EFD9" w:themeFill="accent6" w:themeFillTint="33"/>
+        <w:jc w:val="both"/>
+      </w:pPr>
+      <m:oMathPara>
+        <m:oMathParaPr>
+          <m:jc m:val="left"/>
+        </m:oMathParaPr>
+        <m:oMath>
+          <m:sSub>
+            <m:sSubPr>
+              <m:ctrlPr>
+                <w:rPr>
+                  <w:rFonts w:ascii="Cambria Math" w:hAnsi="Cambria Math"/>
+                  <w:i/>
+                </w:rPr>
+              </m:ctrlPr>
+            </m:sSubPr>
+            <m:e>
+              <m:r>
+                <w:rPr>
+                  <w:rFonts w:ascii="Cambria Math" w:hAnsi="Cambria Math"/>
+                </w:rPr>
+                <m:t>∃</m:t>
+              </m:r>
+            </m:e>
+            <m:sub>
+              <m:r>
+                <w:rPr>
+                  <w:rFonts w:ascii="Cambria Math" w:hAnsi="Cambria Math"/>
+                </w:rPr>
+                <m:t>x</m:t>
+              </m:r>
+            </m:sub>
+          </m:sSub>
+          <m:r>
+            <w:rPr>
+              <w:rFonts w:ascii="Cambria Math" w:hAnsi="Cambria Math"/>
+            </w:rPr>
+            <m:t xml:space="preserve"> ((Parent</m:t>
+          </m:r>
+          <m:d>
+            <m:dPr>
+              <m:ctrlPr>
+                <w:rPr>
+                  <w:rFonts w:ascii="Cambria Math" w:hAnsi="Cambria Math"/>
+                  <w:i/>
+                </w:rPr>
+              </m:ctrlPr>
+            </m:dPr>
+            <m:e>
+              <m:r>
+                <w:rPr>
+                  <w:rFonts w:ascii="Cambria Math" w:hAnsi="Cambria Math"/>
+                </w:rPr>
+                <m:t>x, Alice</m:t>
+              </m:r>
+            </m:e>
+          </m:d>
+          <m:sSub>
+            <m:sSubPr>
+              <m:ctrlPr>
+                <w:rPr>
+                  <w:rFonts w:ascii="Cambria Math" w:hAnsi="Cambria Math"/>
+                  <w:i/>
+                </w:rPr>
+              </m:ctrlPr>
+            </m:sSubPr>
+            <m:e>
+              <m:r>
+                <w:rPr>
+                  <w:rFonts w:ascii="Cambria Math" w:hAnsi="Cambria Math"/>
+                </w:rPr>
+                <m:t xml:space="preserve"> </m:t>
+              </m:r>
+              <m:r>
+                <w:rPr>
+                  <w:rFonts w:ascii="Cambria Math" w:hAnsi="Cambria Math"/>
+                </w:rPr>
+                <m:t xml:space="preserve">⋀  </m:t>
+              </m:r>
+              <m:d>
+                <m:dPr>
+                  <m:ctrlPr>
+                    <w:rPr>
+                      <w:rFonts w:ascii="Cambria Math" w:hAnsi="Cambria Math"/>
+                      <w:i/>
+                    </w:rPr>
+                  </m:ctrlPr>
+                </m:dPr>
+                <m:e>
+                  <m:r>
+                    <w:rPr>
+                      <w:rFonts w:ascii="Cambria Math" w:hAnsi="Cambria Math"/>
+                    </w:rPr>
+                    <m:t>Parent</m:t>
+                  </m:r>
+                  <m:d>
+                    <m:dPr>
+                      <m:ctrlPr>
+                        <w:rPr>
+                          <w:rFonts w:ascii="Cambria Math" w:hAnsi="Cambria Math"/>
+                          <w:i/>
+                        </w:rPr>
+                      </m:ctrlPr>
+                    </m:dPr>
+                    <m:e>
+                      <m:r>
+                        <w:rPr>
+                          <w:rFonts w:ascii="Cambria Math" w:hAnsi="Cambria Math"/>
+                        </w:rPr>
+                        <m:t>x, Peter</m:t>
+                      </m:r>
+                    </m:e>
+                  </m:d>
+                </m:e>
+              </m:d>
+              <m:r>
+                <w:rPr>
+                  <w:rFonts w:ascii="Cambria Math" w:hAnsi="Cambria Math"/>
+                </w:rPr>
+                <m:t>⋀</m:t>
+              </m:r>
+              <m:r>
+                <w:rPr>
+                  <w:rFonts w:ascii="Cambria Math" w:hAnsi="Cambria Math"/>
+                </w:rPr>
+                <m:t xml:space="preserve"> (∀</m:t>
+              </m:r>
+            </m:e>
+            <m:sub>
+              <m:r>
+                <w:rPr>
+                  <w:rFonts w:ascii="Cambria Math" w:hAnsi="Cambria Math"/>
+                </w:rPr>
+                <m:t>y</m:t>
+              </m:r>
+            </m:sub>
+          </m:sSub>
+          <m:r>
+            <w:rPr>
+              <w:rFonts w:ascii="Cambria Math" w:hAnsi="Cambria Math"/>
+            </w:rPr>
+            <m:t>(Parent</m:t>
+          </m:r>
+          <m:d>
+            <m:dPr>
+              <m:ctrlPr>
+                <w:rPr>
+                  <w:rFonts w:ascii="Cambria Math" w:hAnsi="Cambria Math"/>
+                  <w:i/>
+                </w:rPr>
+              </m:ctrlPr>
+            </m:dPr>
+            <m:e>
+              <m:r>
+                <w:rPr>
+                  <w:rFonts w:ascii="Cambria Math" w:hAnsi="Cambria Math"/>
+                </w:rPr>
+                <m:t>y, Alice</m:t>
+              </m:r>
+            </m:e>
+          </m:d>
+          <m:r>
+            <w:rPr>
+              <w:rFonts w:ascii="Cambria Math" w:hAnsi="Cambria Math"/>
+            </w:rPr>
+            <m:t>⋀(Parent(</m:t>
+          </m:r>
+          <m:r>
+            <w:rPr>
+              <w:rFonts w:ascii="Cambria Math" w:hAnsi="Cambria Math"/>
+            </w:rPr>
+            <m:t>y</m:t>
+          </m:r>
+          <m:r>
+            <w:rPr>
+              <w:rFonts w:ascii="Cambria Math" w:hAnsi="Cambria Math"/>
+            </w:rPr>
+            <m:t>, Peter</m:t>
+          </m:r>
+          <m:r>
+            <w:rPr>
+              <w:rFonts w:ascii="Cambria Math" w:hAnsi="Cambria Math"/>
+            </w:rPr>
+            <m:t>))</m:t>
+          </m:r>
+          <m:r>
+            <w:rPr>
+              <w:rFonts w:ascii="Cambria Math" w:hAnsi="Cambria Math"/>
+            </w:rPr>
+            <m:t>⇒</m:t>
+          </m:r>
+          <m:r>
+            <w:rPr>
+              <w:rFonts w:ascii="Cambria Math" w:hAnsi="Cambria Math"/>
+            </w:rPr>
+            <m:t>x</m:t>
+          </m:r>
+          <m:r>
+            <w:rPr>
+              <w:rFonts w:ascii="Cambria Math" w:hAnsi="Cambria Math"/>
+            </w:rPr>
+            <m:t>=y)</m:t>
+          </m:r>
+          <m:r>
+            <w:rPr>
+              <w:rFonts w:ascii="Cambria Math" w:hAnsi="Cambria Math"/>
+            </w:rPr>
+            <m:t xml:space="preserve"> </m:t>
+          </m:r>
+        </m:oMath>
+      </m:oMathPara>
+    </w:p>
+    <w:p>
+      <w:pPr>
+        <w:pStyle w:val="ListParagraph"/>
+        <w:jc w:val="both"/>
+      </w:pPr>
+    </w:p>
+    <w:p>
+      <w:pPr>
         <w:rPr>
           <w:b/>
           <w:bCs/>
@@ -904,11 +2238,44 @@
       </w:pPr>
     </w:p>
     <w:p>
-      <w:r>
+      <w:pPr>
         <w:rPr>
           <w:b/>
           <w:bCs/>
         </w:rPr>
+      </w:pPr>
+    </w:p>
+    <w:p>
+      <w:pPr>
+        <w:rPr>
+          <w:b/>
+          <w:bCs/>
+        </w:rPr>
+      </w:pPr>
+    </w:p>
+    <w:p>
+      <w:pPr>
+        <w:rPr>
+          <w:b/>
+          <w:bCs/>
+        </w:rPr>
+      </w:pPr>
+    </w:p>
+    <w:p>
+      <w:pPr>
+        <w:rPr>
+          <w:b/>
+          <w:bCs/>
+        </w:rPr>
+      </w:pPr>
+    </w:p>
+    <w:p>
+      <w:r>
+        <w:rPr>
+          <w:b/>
+          <w:bCs/>
+        </w:rPr>
+        <w:lastRenderedPageBreak/>
         <w:t>Question 3. (3 points)</w:t>
       </w:r>
       <w:r>
@@ -1118,60 +2485,51 @@
     <w:p>
       <w:pPr>
         <w:jc w:val="both"/>
+      </w:pPr>
+      <w:r>
         <w:rPr>
           <w:b/>
           <w:bCs/>
         </w:rPr>
-      </w:pPr>
+        <w:t>Q</w:t>
+      </w:r>
+      <w:r>
+        <w:rPr>
+          <w:b/>
+          <w:bCs/>
+        </w:rPr>
+        <w:t>uestion 4</w:t>
+      </w:r>
+      <w:r>
+        <w:rPr>
+          <w:b/>
+          <w:bCs/>
+        </w:rPr>
+        <w:t>. (</w:t>
+      </w:r>
+      <w:r>
+        <w:rPr>
+          <w:b/>
+          <w:bCs/>
+        </w:rPr>
+        <w:t>5</w:t>
+      </w:r>
+      <w:r>
+        <w:rPr>
+          <w:b/>
+          <w:bCs/>
+        </w:rPr>
+        <w:t xml:space="preserve"> points)</w:t>
+      </w:r>
+      <w:r>
+        <w:t xml:space="preserve"> A FOL knowledge base KB has 5 sentences:</w:t>
+      </w:r>
     </w:p>
     <w:p>
       <w:pPr>
         <w:jc w:val="both"/>
       </w:pPr>
       <w:r>
-        <w:rPr>
-          <w:b/>
-          <w:bCs/>
-        </w:rPr>
-        <w:t>Q</w:t>
-      </w:r>
-      <w:r>
-        <w:rPr>
-          <w:b/>
-          <w:bCs/>
-        </w:rPr>
-        <w:t>uestion 4</w:t>
-      </w:r>
-      <w:r>
-        <w:rPr>
-          <w:b/>
-          <w:bCs/>
-        </w:rPr>
-        <w:t>. (</w:t>
-      </w:r>
-      <w:r>
-        <w:rPr>
-          <w:b/>
-          <w:bCs/>
-        </w:rPr>
-        <w:t>5</w:t>
-      </w:r>
-      <w:r>
-        <w:rPr>
-          <w:b/>
-          <w:bCs/>
-        </w:rPr>
-        <w:t xml:space="preserve"> points)</w:t>
-      </w:r>
-      <w:r>
-        <w:t xml:space="preserve"> A FOL knowledge base KB has 5 sentences:</w:t>
-      </w:r>
-    </w:p>
-    <w:p>
-      <w:pPr>
-        <w:jc w:val="both"/>
-      </w:pPr>
-      <w:r>
         <w:tab/>
         <w:t>KB = {</w:t>
       </w:r>
@@ -1238,7 +2596,15 @@
           <w:i/>
           <w:iCs/>
         </w:rPr>
-        <w:t>C(y)</w:t>
+        <w:t>C(</w:t>
+      </w:r>
+      <w:proofErr w:type="gramStart"/>
+      <w:r>
+        <w:rPr>
+          <w:i/>
+          <w:iCs/>
+        </w:rPr>
+        <w:t>y)</w:t>
       </w:r>
       <w:r>
         <w:t>,</w:t>
@@ -1288,46 +2654,42 @@
           <w:i/>
           <w:iCs/>
         </w:rPr>
-        <w:t>D(z)</w:t>
-      </w:r>
-      <w:r>
-        <w:rPr>
-          <w:rFonts w:ascii="Cambria Math" w:hAnsi="Cambria Math" w:cs="Cambria Math"/>
-        </w:rPr>
-        <w:t xml:space="preserve">, </w:t>
-      </w:r>
-      <w:r>
-        <w:t>¬</w:t>
-      </w:r>
-      <w:r>
-        <w:rPr>
-          <w:i/>
-          <w:iCs/>
-        </w:rPr>
-        <w:t xml:space="preserve">B(w) </w:t>
-      </w:r>
-      <w:r>
-        <w:rPr>
-          <w:rFonts w:ascii="Cambria Math" w:hAnsi="Cambria Math" w:cs="Cambria Math"/>
-        </w:rPr>
-        <w:t xml:space="preserve">∨ </w:t>
-      </w:r>
-      <w:r>
-        <w:t>¬</w:t>
-      </w:r>
+        <w:t>D(z</w:t>
+      </w:r>
+      <w:proofErr w:type="gramEnd"/>
       <w:r>
         <w:rPr>
           <w:rFonts w:ascii="Cambria Math" w:hAnsi="Cambria Math" w:cs="Cambria Math"/>
           <w:i/>
           <w:iCs/>
         </w:rPr>
-        <w:t xml:space="preserve">D(w) </w:t>
-      </w:r>
+        <w:t>)</w:t>
+      </w:r>
+      <w:proofErr w:type="gramStart"/>
       <w:r>
         <w:rPr>
           <w:rFonts w:ascii="Cambria Math" w:hAnsi="Cambria Math" w:cs="Cambria Math"/>
         </w:rPr>
+        <w:t xml:space="preserve">, </w:t>
+      </w:r>
+      <w:r>
+        <w:t>¬</w:t>
+      </w:r>
+      <w:r>
+        <w:rPr>
+          <w:i/>
+          <w:iCs/>
+        </w:rPr>
+        <w:t xml:space="preserve">B(w) </w:t>
+      </w:r>
+      <w:r>
+        <w:rPr>
+          <w:rFonts w:ascii="Cambria Math" w:hAnsi="Cambria Math" w:cs="Cambria Math"/>
+        </w:rPr>
         <w:t xml:space="preserve">∨ </w:t>
+      </w:r>
+      <w:r>
+        <w:t>¬</w:t>
       </w:r>
       <w:r>
         <w:rPr>
@@ -1335,6 +2697,20 @@
           <w:i/>
           <w:iCs/>
         </w:rPr>
+        <w:t xml:space="preserve">D(w) </w:t>
+      </w:r>
+      <w:r>
+        <w:rPr>
+          <w:rFonts w:ascii="Cambria Math" w:hAnsi="Cambria Math" w:cs="Cambria Math"/>
+        </w:rPr>
+        <w:t xml:space="preserve">∨ </w:t>
+      </w:r>
+      <w:r>
+        <w:rPr>
+          <w:rFonts w:ascii="Cambria Math" w:hAnsi="Cambria Math" w:cs="Cambria Math"/>
+          <w:i/>
+          <w:iCs/>
+        </w:rPr>
         <w:t>E(w</w:t>
       </w:r>
       <w:r>
@@ -1343,6 +2719,7 @@
         </w:rPr>
         <w:t>)}</w:t>
       </w:r>
+      <w:proofErr w:type="gramEnd"/>
       <w:r>
         <w:t xml:space="preserve">  </w:t>
       </w:r>
@@ -1376,28 +2753,6 @@
       </w:r>
       <w:r>
         <w:t>? Show your steps.</w:t>
-      </w:r>
-    </w:p>
-    <w:p>
-      <w:pPr>
-        <w:jc w:val="both"/>
-      </w:pPr>
-      <w:r>
-        <w:rPr>
-          <w:rFonts w:ascii="Cambria Math" w:hAnsi="Cambria Math" w:cs="Cambria Math"/>
-        </w:rPr>
-        <w:lastRenderedPageBreak/>
-        <w:tab/>
-      </w:r>
-    </w:p>
-    <w:p>
-      <w:pPr>
-        <w:jc w:val="both"/>
-      </w:pPr>
-    </w:p>
-    <w:p>
-      <w:r>
-        <w:t xml:space="preserve">   </w:t>
       </w:r>
     </w:p>
     <w:sectPr>
@@ -1792,6 +3147,95 @@
     </w:lvl>
   </w:abstractNum>
   <w:abstractNum w:abstractNumId="3" w15:restartNumberingAfterBreak="0">
+    <w:nsid w:val="0D133CB7"/>
+    <w:multiLevelType w:val="hybridMultilevel"/>
+    <w:tmpl w:val="D940F1DE"/>
+    <w:lvl w:ilvl="0" w:tplc="04090017">
+      <w:start w:val="1"/>
+      <w:numFmt w:val="lowerLetter"/>
+      <w:lvlText w:val="%1)"/>
+      <w:lvlJc w:val="left"/>
+      <w:pPr>
+        <w:ind w:left="720" w:hanging="360"/>
+      </w:pPr>
+      <w:rPr>
+        <w:rFonts w:hint="default"/>
+      </w:rPr>
+    </w:lvl>
+    <w:lvl w:ilvl="1" w:tplc="04090019" w:tentative="1">
+      <w:start w:val="1"/>
+      <w:numFmt w:val="lowerLetter"/>
+      <w:lvlText w:val="%2."/>
+      <w:lvlJc w:val="left"/>
+      <w:pPr>
+        <w:ind w:left="1440" w:hanging="360"/>
+      </w:pPr>
+    </w:lvl>
+    <w:lvl w:ilvl="2" w:tplc="0409001B" w:tentative="1">
+      <w:start w:val="1"/>
+      <w:numFmt w:val="lowerRoman"/>
+      <w:lvlText w:val="%3."/>
+      <w:lvlJc w:val="right"/>
+      <w:pPr>
+        <w:ind w:left="2160" w:hanging="180"/>
+      </w:pPr>
+    </w:lvl>
+    <w:lvl w:ilvl="3" w:tplc="0409000F" w:tentative="1">
+      <w:start w:val="1"/>
+      <w:numFmt w:val="decimal"/>
+      <w:lvlText w:val="%4."/>
+      <w:lvlJc w:val="left"/>
+      <w:pPr>
+        <w:ind w:left="2880" w:hanging="360"/>
+      </w:pPr>
+    </w:lvl>
+    <w:lvl w:ilvl="4" w:tplc="04090019" w:tentative="1">
+      <w:start w:val="1"/>
+      <w:numFmt w:val="lowerLetter"/>
+      <w:lvlText w:val="%5."/>
+      <w:lvlJc w:val="left"/>
+      <w:pPr>
+        <w:ind w:left="3600" w:hanging="360"/>
+      </w:pPr>
+    </w:lvl>
+    <w:lvl w:ilvl="5" w:tplc="0409001B" w:tentative="1">
+      <w:start w:val="1"/>
+      <w:numFmt w:val="lowerRoman"/>
+      <w:lvlText w:val="%6."/>
+      <w:lvlJc w:val="right"/>
+      <w:pPr>
+        <w:ind w:left="4320" w:hanging="180"/>
+      </w:pPr>
+    </w:lvl>
+    <w:lvl w:ilvl="6" w:tplc="0409000F" w:tentative="1">
+      <w:start w:val="1"/>
+      <w:numFmt w:val="decimal"/>
+      <w:lvlText w:val="%7."/>
+      <w:lvlJc w:val="left"/>
+      <w:pPr>
+        <w:ind w:left="5040" w:hanging="360"/>
+      </w:pPr>
+    </w:lvl>
+    <w:lvl w:ilvl="7" w:tplc="04090019" w:tentative="1">
+      <w:start w:val="1"/>
+      <w:numFmt w:val="lowerLetter"/>
+      <w:lvlText w:val="%8."/>
+      <w:lvlJc w:val="left"/>
+      <w:pPr>
+        <w:ind w:left="5760" w:hanging="360"/>
+      </w:pPr>
+    </w:lvl>
+    <w:lvl w:ilvl="8" w:tplc="0409001B" w:tentative="1">
+      <w:start w:val="1"/>
+      <w:numFmt w:val="lowerRoman"/>
+      <w:lvlText w:val="%9."/>
+      <w:lvlJc w:val="right"/>
+      <w:pPr>
+        <w:ind w:left="6480" w:hanging="180"/>
+      </w:pPr>
+    </w:lvl>
+  </w:abstractNum>
+  <w:abstractNum w:abstractNumId="4" w15:restartNumberingAfterBreak="0">
     <w:nsid w:val="0E0B73C4"/>
     <w:multiLevelType w:val="hybridMultilevel"/>
     <w:tmpl w:val="F3163AEE"/>
@@ -1880,7 +3324,7 @@
       </w:pPr>
     </w:lvl>
   </w:abstractNum>
-  <w:abstractNum w:abstractNumId="4" w15:restartNumberingAfterBreak="0">
+  <w:abstractNum w:abstractNumId="5" w15:restartNumberingAfterBreak="0">
     <w:nsid w:val="18D67A93"/>
     <w:multiLevelType w:val="hybridMultilevel"/>
     <w:tmpl w:val="39640FE4"/>
@@ -1966,7 +3410,7 @@
       </w:pPr>
     </w:lvl>
   </w:abstractNum>
-  <w:abstractNum w:abstractNumId="5" w15:restartNumberingAfterBreak="0">
+  <w:abstractNum w:abstractNumId="6" w15:restartNumberingAfterBreak="0">
     <w:nsid w:val="1C1D3AE4"/>
     <w:multiLevelType w:val="hybridMultilevel"/>
     <w:tmpl w:val="425898F2"/>
@@ -2057,7 +3501,7 @@
       </w:pPr>
     </w:lvl>
   </w:abstractNum>
-  <w:abstractNum w:abstractNumId="6" w15:restartNumberingAfterBreak="0">
+  <w:abstractNum w:abstractNumId="7" w15:restartNumberingAfterBreak="0">
     <w:nsid w:val="265B32C4"/>
     <w:multiLevelType w:val="hybridMultilevel"/>
     <w:tmpl w:val="F3163AEE"/>
@@ -2146,7 +3590,7 @@
       </w:pPr>
     </w:lvl>
   </w:abstractNum>
-  <w:abstractNum w:abstractNumId="7" w15:restartNumberingAfterBreak="0">
+  <w:abstractNum w:abstractNumId="8" w15:restartNumberingAfterBreak="0">
     <w:nsid w:val="2CD7637C"/>
     <w:multiLevelType w:val="hybridMultilevel"/>
     <w:tmpl w:val="D1E84314"/>
@@ -2232,7 +3676,7 @@
       </w:pPr>
     </w:lvl>
   </w:abstractNum>
-  <w:abstractNum w:abstractNumId="8" w15:restartNumberingAfterBreak="0">
+  <w:abstractNum w:abstractNumId="9" w15:restartNumberingAfterBreak="0">
     <w:nsid w:val="36245071"/>
     <w:multiLevelType w:val="hybridMultilevel"/>
     <w:tmpl w:val="85164424"/>
@@ -2318,7 +3762,96 @@
       </w:pPr>
     </w:lvl>
   </w:abstractNum>
-  <w:abstractNum w:abstractNumId="9" w15:restartNumberingAfterBreak="0">
+  <w:abstractNum w:abstractNumId="10" w15:restartNumberingAfterBreak="0">
+    <w:nsid w:val="373B7FB8"/>
+    <w:multiLevelType w:val="hybridMultilevel"/>
+    <w:tmpl w:val="A33CB23A"/>
+    <w:lvl w:ilvl="0" w:tplc="04090017">
+      <w:start w:val="1"/>
+      <w:numFmt w:val="lowerLetter"/>
+      <w:lvlText w:val="%1)"/>
+      <w:lvlJc w:val="left"/>
+      <w:pPr>
+        <w:ind w:left="720" w:hanging="360"/>
+      </w:pPr>
+      <w:rPr>
+        <w:rFonts w:hint="default"/>
+      </w:rPr>
+    </w:lvl>
+    <w:lvl w:ilvl="1" w:tplc="04090019" w:tentative="1">
+      <w:start w:val="1"/>
+      <w:numFmt w:val="lowerLetter"/>
+      <w:lvlText w:val="%2."/>
+      <w:lvlJc w:val="left"/>
+      <w:pPr>
+        <w:ind w:left="1440" w:hanging="360"/>
+      </w:pPr>
+    </w:lvl>
+    <w:lvl w:ilvl="2" w:tplc="0409001B" w:tentative="1">
+      <w:start w:val="1"/>
+      <w:numFmt w:val="lowerRoman"/>
+      <w:lvlText w:val="%3."/>
+      <w:lvlJc w:val="right"/>
+      <w:pPr>
+        <w:ind w:left="2160" w:hanging="180"/>
+      </w:pPr>
+    </w:lvl>
+    <w:lvl w:ilvl="3" w:tplc="0409000F" w:tentative="1">
+      <w:start w:val="1"/>
+      <w:numFmt w:val="decimal"/>
+      <w:lvlText w:val="%4."/>
+      <w:lvlJc w:val="left"/>
+      <w:pPr>
+        <w:ind w:left="2880" w:hanging="360"/>
+      </w:pPr>
+    </w:lvl>
+    <w:lvl w:ilvl="4" w:tplc="04090019" w:tentative="1">
+      <w:start w:val="1"/>
+      <w:numFmt w:val="lowerLetter"/>
+      <w:lvlText w:val="%5."/>
+      <w:lvlJc w:val="left"/>
+      <w:pPr>
+        <w:ind w:left="3600" w:hanging="360"/>
+      </w:pPr>
+    </w:lvl>
+    <w:lvl w:ilvl="5" w:tplc="0409001B" w:tentative="1">
+      <w:start w:val="1"/>
+      <w:numFmt w:val="lowerRoman"/>
+      <w:lvlText w:val="%6."/>
+      <w:lvlJc w:val="right"/>
+      <w:pPr>
+        <w:ind w:left="4320" w:hanging="180"/>
+      </w:pPr>
+    </w:lvl>
+    <w:lvl w:ilvl="6" w:tplc="0409000F" w:tentative="1">
+      <w:start w:val="1"/>
+      <w:numFmt w:val="decimal"/>
+      <w:lvlText w:val="%7."/>
+      <w:lvlJc w:val="left"/>
+      <w:pPr>
+        <w:ind w:left="5040" w:hanging="360"/>
+      </w:pPr>
+    </w:lvl>
+    <w:lvl w:ilvl="7" w:tplc="04090019" w:tentative="1">
+      <w:start w:val="1"/>
+      <w:numFmt w:val="lowerLetter"/>
+      <w:lvlText w:val="%8."/>
+      <w:lvlJc w:val="left"/>
+      <w:pPr>
+        <w:ind w:left="5760" w:hanging="360"/>
+      </w:pPr>
+    </w:lvl>
+    <w:lvl w:ilvl="8" w:tplc="0409001B" w:tentative="1">
+      <w:start w:val="1"/>
+      <w:numFmt w:val="lowerRoman"/>
+      <w:lvlText w:val="%9."/>
+      <w:lvlJc w:val="right"/>
+      <w:pPr>
+        <w:ind w:left="6480" w:hanging="180"/>
+      </w:pPr>
+    </w:lvl>
+  </w:abstractNum>
+  <w:abstractNum w:abstractNumId="11" w15:restartNumberingAfterBreak="0">
     <w:nsid w:val="3C3F7BF8"/>
     <w:multiLevelType w:val="hybridMultilevel"/>
     <w:tmpl w:val="B582D14E"/>
@@ -2407,7 +3940,7 @@
       </w:pPr>
     </w:lvl>
   </w:abstractNum>
-  <w:abstractNum w:abstractNumId="10" w15:restartNumberingAfterBreak="0">
+  <w:abstractNum w:abstractNumId="12" w15:restartNumberingAfterBreak="0">
     <w:nsid w:val="3E4E73D6"/>
     <w:multiLevelType w:val="hybridMultilevel"/>
     <w:tmpl w:val="23942586"/>
@@ -2496,7 +4029,7 @@
       </w:pPr>
     </w:lvl>
   </w:abstractNum>
-  <w:abstractNum w:abstractNumId="11" w15:restartNumberingAfterBreak="0">
+  <w:abstractNum w:abstractNumId="13" w15:restartNumberingAfterBreak="0">
     <w:nsid w:val="609C0411"/>
     <w:multiLevelType w:val="hybridMultilevel"/>
     <w:tmpl w:val="853AAC18"/>
@@ -2582,7 +4115,7 @@
       </w:pPr>
     </w:lvl>
   </w:abstractNum>
-  <w:abstractNum w:abstractNumId="12" w15:restartNumberingAfterBreak="0">
+  <w:abstractNum w:abstractNumId="14" w15:restartNumberingAfterBreak="0">
     <w:nsid w:val="68EB4E5A"/>
     <w:multiLevelType w:val="hybridMultilevel"/>
     <w:tmpl w:val="69AC567C"/>
@@ -2671,7 +4204,7 @@
       </w:pPr>
     </w:lvl>
   </w:abstractNum>
-  <w:abstractNum w:abstractNumId="13" w15:restartNumberingAfterBreak="0">
+  <w:abstractNum w:abstractNumId="15" w15:restartNumberingAfterBreak="0">
     <w:nsid w:val="7938276F"/>
     <w:multiLevelType w:val="hybridMultilevel"/>
     <w:tmpl w:val="49186D3C"/>
@@ -2760,7 +4293,7 @@
       </w:pPr>
     </w:lvl>
   </w:abstractNum>
-  <w:abstractNum w:abstractNumId="14" w15:restartNumberingAfterBreak="0">
+  <w:abstractNum w:abstractNumId="16" w15:restartNumberingAfterBreak="0">
     <w:nsid w:val="7CBA3AED"/>
     <w:multiLevelType w:val="hybridMultilevel"/>
     <w:tmpl w:val="48DEFEA4"/>
@@ -2847,16 +4380,16 @@
     </w:lvl>
   </w:abstractNum>
   <w:num w:numId="1" w16cid:durableId="63375977">
-    <w:abstractNumId w:val="14"/>
+    <w:abstractNumId w:val="16"/>
   </w:num>
   <w:num w:numId="2" w16cid:durableId="2032753880">
-    <w:abstractNumId w:val="8"/>
+    <w:abstractNumId w:val="9"/>
   </w:num>
   <w:num w:numId="3" w16cid:durableId="1432890233">
-    <w:abstractNumId w:val="11"/>
+    <w:abstractNumId w:val="13"/>
   </w:num>
   <w:num w:numId="4" w16cid:durableId="1711566443">
-    <w:abstractNumId w:val="7"/>
+    <w:abstractNumId w:val="8"/>
   </w:num>
   <w:num w:numId="5" w16cid:durableId="1807358452">
     <w:abstractNumId w:val="1"/>
@@ -2865,30 +4398,36 @@
     <w:abstractNumId w:val="2"/>
   </w:num>
   <w:num w:numId="7" w16cid:durableId="1497191603">
-    <w:abstractNumId w:val="10"/>
+    <w:abstractNumId w:val="12"/>
   </w:num>
   <w:num w:numId="8" w16cid:durableId="184682396">
-    <w:abstractNumId w:val="4"/>
+    <w:abstractNumId w:val="5"/>
   </w:num>
   <w:num w:numId="9" w16cid:durableId="113906781">
-    <w:abstractNumId w:val="12"/>
+    <w:abstractNumId w:val="14"/>
   </w:num>
   <w:num w:numId="10" w16cid:durableId="979118403">
     <w:abstractNumId w:val="0"/>
   </w:num>
   <w:num w:numId="11" w16cid:durableId="1447650877">
-    <w:abstractNumId w:val="13"/>
+    <w:abstractNumId w:val="15"/>
   </w:num>
   <w:num w:numId="12" w16cid:durableId="1030953758">
+    <w:abstractNumId w:val="7"/>
+  </w:num>
+  <w:num w:numId="13" w16cid:durableId="841820684">
     <w:abstractNumId w:val="6"/>
   </w:num>
-  <w:num w:numId="13" w16cid:durableId="841820684">
-    <w:abstractNumId w:val="5"/>
-  </w:num>
   <w:num w:numId="14" w16cid:durableId="1829442302">
-    <w:abstractNumId w:val="9"/>
+    <w:abstractNumId w:val="11"/>
   </w:num>
   <w:num w:numId="15" w16cid:durableId="1636330417">
+    <w:abstractNumId w:val="4"/>
+  </w:num>
+  <w:num w:numId="16" w16cid:durableId="337730631">
+    <w:abstractNumId w:val="10"/>
+  </w:num>
+  <w:num w:numId="17" w16cid:durableId="1791586704">
     <w:abstractNumId w:val="3"/>
   </w:num>
 </w:numbering>
@@ -3395,6 +4934,16 @@
     <w:uiPriority w:val="99"/>
     <w:rsid w:val="00DC43C1"/>
   </w:style>
+  <w:style w:type="character" w:styleId="PlaceholderText">
+    <w:name w:val="Placeholder Text"/>
+    <w:basedOn w:val="DefaultParagraphFont"/>
+    <w:uiPriority w:val="99"/>
+    <w:semiHidden/>
+    <w:rsid w:val="008660F9"/>
+    <w:rPr>
+      <w:color w:val="666666"/>
+    </w:rPr>
+  </w:style>
 </w:styles>
 </file>
 

--- a/Assignment5/CMSC4200_Assignment5.docx
+++ b/Assignment5/CMSC4200_Assignment5.docx
@@ -451,12 +451,17 @@
               <w:spacing w:line="260" w:lineRule="exact"/>
               <w:jc w:val="center"/>
               <w:rPr>
-                <w:b/>
-                <w:bCs/>
                 <w:sz w:val="28"/>
                 <w:szCs w:val="28"/>
               </w:rPr>
             </w:pPr>
+            <w:r>
+              <w:rPr>
+                <w:sz w:val="28"/>
+                <w:szCs w:val="28"/>
+              </w:rPr>
+              <w:t>Luke Ruffing</w:t>
+            </w:r>
           </w:p>
         </w:tc>
       </w:tr>
@@ -796,19 +801,7 @@
             <w:rPr>
               <w:rFonts w:ascii="Cambria Math" w:hAnsi="Cambria Math"/>
             </w:rPr>
-            <m:t>⟺</m:t>
-          </m:r>
-          <m:r>
-            <w:rPr>
-              <w:rFonts w:ascii="Cambria Math" w:hAnsi="Cambria Math"/>
-            </w:rPr>
-            <m:t>(</m:t>
-          </m:r>
-          <m:r>
-            <w:rPr>
-              <w:rFonts w:ascii="Cambria Math" w:hAnsi="Cambria Math"/>
-            </w:rPr>
-            <m:t>Sibling</m:t>
+            <m:t>⟺(Sibling</m:t>
           </m:r>
           <m:d>
             <m:dPr>
@@ -879,25 +872,7 @@
             <w:rPr>
               <w:rFonts w:ascii="Cambria Math" w:hAnsi="Cambria Math"/>
             </w:rPr>
-            <m:t>)</m:t>
-          </m:r>
-          <m:r>
-            <m:rPr>
-              <m:sty m:val="p"/>
-            </m:rPr>
-            <w:rPr>
-              <w:rFonts w:ascii="Cambria Math" w:hAnsi="Cambria Math"/>
-            </w:rPr>
-            <m:t>)</m:t>
-          </m:r>
-          <m:r>
-            <m:rPr>
-              <m:sty m:val="p"/>
-            </m:rPr>
-            <w:rPr>
-              <w:rFonts w:ascii="Cambria Math" w:hAnsi="Cambria Math"/>
-            </w:rPr>
-            <m:t xml:space="preserve"> </m:t>
+            <m:t xml:space="preserve">)) </m:t>
           </m:r>
         </m:oMath>
       </m:oMathPara>
@@ -992,13 +967,7 @@
                 <w:rPr>
                   <w:rFonts w:ascii="Cambria Math" w:hAnsi="Cambria Math"/>
                 </w:rPr>
-                <m:t>Son</m:t>
-              </m:r>
-              <m:r>
-                <w:rPr>
-                  <w:rFonts w:ascii="Cambria Math" w:hAnsi="Cambria Math"/>
-                </w:rPr>
-                <m:t xml:space="preserve"> </m:t>
+                <m:t xml:space="preserve">Son </m:t>
               </m:r>
               <m:d>
                 <m:dPr>
@@ -1024,19 +993,7 @@
             <w:rPr>
               <w:rFonts w:ascii="Cambria Math" w:hAnsi="Cambria Math"/>
             </w:rPr>
-            <m:t>⟺</m:t>
-          </m:r>
-          <m:r>
-            <w:rPr>
-              <w:rFonts w:ascii="Cambria Math" w:hAnsi="Cambria Math"/>
-            </w:rPr>
-            <m:t>(</m:t>
-          </m:r>
-          <m:r>
-            <w:rPr>
-              <w:rFonts w:ascii="Cambria Math" w:hAnsi="Cambria Math"/>
-            </w:rPr>
-            <m:t>Child</m:t>
+            <m:t>⟺(Child</m:t>
           </m:r>
           <m:d>
             <m:dPr>
@@ -1107,16 +1064,7 @@
             <w:rPr>
               <w:rFonts w:ascii="Cambria Math" w:hAnsi="Cambria Math"/>
             </w:rPr>
-            <m:t>)</m:t>
-          </m:r>
-          <m:r>
-            <m:rPr>
-              <m:sty m:val="p"/>
-            </m:rPr>
-            <w:rPr>
-              <w:rFonts w:ascii="Cambria Math" w:hAnsi="Cambria Math"/>
-            </w:rPr>
-            <m:t>)</m:t>
+            <m:t>))</m:t>
           </m:r>
         </m:oMath>
       </m:oMathPara>
@@ -1205,19 +1153,7 @@
                 <w:rPr>
                   <w:rFonts w:ascii="Cambria Math" w:hAnsi="Cambria Math"/>
                 </w:rPr>
-                <m:t>x</m:t>
-              </m:r>
-              <m:r>
-                <w:rPr>
-                  <w:rFonts w:ascii="Cambria Math" w:hAnsi="Cambria Math"/>
-                </w:rPr>
-                <m:t>,y</m:t>
-              </m:r>
-              <m:r>
-                <w:rPr>
-                  <w:rFonts w:ascii="Cambria Math" w:hAnsi="Cambria Math"/>
-                </w:rPr>
-                <m:t xml:space="preserve"> </m:t>
+                <m:t xml:space="preserve">x,y </m:t>
               </m:r>
             </m:sub>
           </m:sSub>
@@ -1235,19 +1171,7 @@
                 <w:rPr>
                   <w:rFonts w:ascii="Cambria Math" w:hAnsi="Cambria Math"/>
                 </w:rPr>
-                <m:t>First</m:t>
-              </m:r>
-              <m:r>
-                <w:rPr>
-                  <w:rFonts w:ascii="Cambria Math" w:hAnsi="Cambria Math"/>
-                </w:rPr>
-                <m:t>Cousin</m:t>
-              </m:r>
-              <m:r>
-                <w:rPr>
-                  <w:rFonts w:ascii="Cambria Math" w:hAnsi="Cambria Math"/>
-                </w:rPr>
-                <m:t xml:space="preserve"> </m:t>
+                <m:t xml:space="preserve">FirstCousin </m:t>
               </m:r>
               <m:d>
                 <m:dPr>
@@ -1347,25 +1271,7 @@
             <w:rPr>
               <w:rFonts w:ascii="Cambria Math" w:hAnsi="Cambria Math"/>
             </w:rPr>
-            <m:t xml:space="preserve"> </m:t>
-          </m:r>
-          <m:r>
-            <m:rPr>
-              <m:sty m:val="p"/>
-            </m:rPr>
-            <w:rPr>
-              <w:rFonts w:ascii="Cambria Math" w:hAnsi="Cambria Math"/>
-            </w:rPr>
-            <m:t>⋀</m:t>
-          </m:r>
-          <m:r>
-            <m:rPr>
-              <m:sty m:val="p"/>
-            </m:rPr>
-            <w:rPr>
-              <w:rFonts w:ascii="Cambria Math" w:hAnsi="Cambria Math"/>
-            </w:rPr>
-            <m:t xml:space="preserve"> </m:t>
+            <m:t xml:space="preserve"> ⋀ </m:t>
           </m:r>
           <m:r>
             <w:rPr>
@@ -1412,16 +1318,7 @@
             <w:rPr>
               <w:rFonts w:ascii="Cambria Math" w:hAnsi="Cambria Math"/>
             </w:rPr>
-            <m:t xml:space="preserve"> ⋀ </m:t>
-          </m:r>
-          <m:r>
-            <m:rPr>
-              <m:sty m:val="p"/>
-            </m:rPr>
-            <w:rPr>
-              <w:rFonts w:ascii="Cambria Math" w:hAnsi="Cambria Math"/>
-            </w:rPr>
-            <m:t xml:space="preserve"> </m:t>
+            <m:t xml:space="preserve"> ⋀  </m:t>
           </m:r>
           <m:r>
             <w:rPr>
@@ -1691,19 +1588,7 @@
             <w:rPr>
               <w:rFonts w:ascii="Cambria Math" w:hAnsi="Cambria Math"/>
             </w:rPr>
-            <m:t>)</m:t>
-          </m:r>
-          <m:r>
-            <w:rPr>
-              <w:rFonts w:ascii="Cambria Math" w:hAnsi="Cambria Math"/>
-            </w:rPr>
-            <m:t xml:space="preserve"> ⋀</m:t>
-          </m:r>
-          <m:r>
-            <w:rPr>
-              <w:rFonts w:ascii="Cambria Math" w:hAnsi="Cambria Math"/>
-            </w:rPr>
-            <m:t xml:space="preserve"> (Female</m:t>
+            <m:t>) ⋀ (Female</m:t>
           </m:r>
           <m:d>
             <m:dPr>
@@ -1789,25 +1674,7 @@
             <w:rPr>
               <w:rFonts w:ascii="Cambria Math" w:hAnsi="Cambria Math"/>
             </w:rPr>
-            <m:t xml:space="preserve"> </m:t>
-          </m:r>
-          <m:r>
-            <w:rPr>
-              <w:rFonts w:ascii="Cambria Math" w:hAnsi="Cambria Math"/>
-            </w:rPr>
-            <m:t>(</m:t>
-          </m:r>
-          <m:r>
-            <w:rPr>
-              <w:rFonts w:ascii="Cambria Math" w:hAnsi="Cambria Math"/>
-            </w:rPr>
-            <m:t>(</m:t>
-          </m:r>
-          <m:r>
-            <w:rPr>
-              <w:rFonts w:ascii="Cambria Math" w:hAnsi="Cambria Math"/>
-            </w:rPr>
-            <m:t>Parent</m:t>
+            <m:t xml:space="preserve"> ((Parent</m:t>
           </m:r>
           <m:d>
             <m:dPr>
@@ -1831,13 +1698,7 @@
             <w:rPr>
               <w:rFonts w:ascii="Cambria Math" w:hAnsi="Cambria Math"/>
             </w:rPr>
-            <m:t xml:space="preserve"> </m:t>
-          </m:r>
-          <m:r>
-            <w:rPr>
-              <w:rFonts w:ascii="Cambria Math" w:hAnsi="Cambria Math"/>
-            </w:rPr>
-            <m:t>⋀</m:t>
+            <m:t xml:space="preserve"> ⋀</m:t>
           </m:r>
           <m:sSub>
             <m:sSubPr>
@@ -1869,13 +1730,7 @@
                     <w:rPr>
                       <w:rFonts w:ascii="Cambria Math" w:hAnsi="Cambria Math"/>
                     </w:rPr>
-                    <m:t>x</m:t>
-                  </m:r>
-                  <m:r>
-                    <w:rPr>
-                      <w:rFonts w:ascii="Cambria Math" w:hAnsi="Cambria Math"/>
-                    </w:rPr>
-                    <m:t xml:space="preserve"> </m:t>
+                    <m:t xml:space="preserve">x </m:t>
                   </m:r>
                 </m:e>
               </m:d>
@@ -1883,31 +1738,7 @@
                 <w:rPr>
                   <w:rFonts w:ascii="Cambria Math" w:hAnsi="Cambria Math"/>
                 </w:rPr>
-                <m:t>)</m:t>
-              </m:r>
-              <m:r>
-                <w:rPr>
-                  <w:rFonts w:ascii="Cambria Math" w:hAnsi="Cambria Math"/>
-                </w:rPr>
-                <m:t xml:space="preserve"> </m:t>
-              </m:r>
-              <m:r>
-                <w:rPr>
-                  <w:rFonts w:ascii="Cambria Math" w:hAnsi="Cambria Math"/>
-                </w:rPr>
-                <m:t xml:space="preserve"> </m:t>
-              </m:r>
-              <m:r>
-                <w:rPr>
-                  <w:rFonts w:ascii="Cambria Math" w:hAnsi="Cambria Math"/>
-                </w:rPr>
-                <m:t>⋀</m:t>
-              </m:r>
-              <m:r>
-                <w:rPr>
-                  <w:rFonts w:ascii="Cambria Math" w:hAnsi="Cambria Math"/>
-                </w:rPr>
-                <m:t xml:space="preserve"> (∀</m:t>
+                <m:t>)  ⋀ (∀</m:t>
               </m:r>
             </m:e>
             <m:sub>
@@ -1939,13 +1770,7 @@
                 <w:rPr>
                   <w:rFonts w:ascii="Cambria Math" w:hAnsi="Cambria Math"/>
                 </w:rPr>
-                <m:t>y</m:t>
-              </m:r>
-              <m:r>
-                <w:rPr>
-                  <w:rFonts w:ascii="Cambria Math" w:hAnsi="Cambria Math"/>
-                </w:rPr>
-                <m:t>, Alice</m:t>
+                <m:t>y, Alice</m:t>
               </m:r>
             </m:e>
           </m:d>
@@ -1953,13 +1778,7 @@
             <w:rPr>
               <w:rFonts w:ascii="Cambria Math" w:hAnsi="Cambria Math"/>
             </w:rPr>
-            <m:t>(</m:t>
-          </m:r>
-          <m:r>
-            <w:rPr>
-              <w:rFonts w:ascii="Cambria Math" w:hAnsi="Cambria Math"/>
-            </w:rPr>
-            <m:t>Female</m:t>
+            <m:t>(Female</m:t>
           </m:r>
           <m:d>
             <m:dPr>
@@ -1983,13 +1802,7 @@
             <w:rPr>
               <w:rFonts w:ascii="Cambria Math" w:hAnsi="Cambria Math"/>
             </w:rPr>
-            <m:t xml:space="preserve"> ⇒x=y</m:t>
-          </m:r>
-          <m:r>
-            <w:rPr>
-              <w:rFonts w:ascii="Cambria Math" w:hAnsi="Cambria Math"/>
-            </w:rPr>
-            <m:t>)</m:t>
+            <m:t xml:space="preserve"> ⇒x=y)</m:t>
           </m:r>
         </m:oMath>
       </m:oMathPara>
@@ -2082,13 +1895,7 @@
                 <w:rPr>
                   <w:rFonts w:ascii="Cambria Math" w:hAnsi="Cambria Math"/>
                 </w:rPr>
-                <m:t xml:space="preserve"> </m:t>
-              </m:r>
-              <m:r>
-                <w:rPr>
-                  <w:rFonts w:ascii="Cambria Math" w:hAnsi="Cambria Math"/>
-                </w:rPr>
-                <m:t xml:space="preserve">⋀  </m:t>
+                <m:t xml:space="preserve"> ⋀  </m:t>
               </m:r>
               <m:d>
                 <m:dPr>
@@ -2130,13 +1937,7 @@
                 <w:rPr>
                   <w:rFonts w:ascii="Cambria Math" w:hAnsi="Cambria Math"/>
                 </w:rPr>
-                <m:t>⋀</m:t>
-              </m:r>
-              <m:r>
-                <w:rPr>
-                  <w:rFonts w:ascii="Cambria Math" w:hAnsi="Cambria Math"/>
-                </w:rPr>
-                <m:t xml:space="preserve"> (∀</m:t>
+                <m:t>⋀ (∀</m:t>
               </m:r>
             </m:e>
             <m:sub>
@@ -2176,49 +1977,7 @@
             <w:rPr>
               <w:rFonts w:ascii="Cambria Math" w:hAnsi="Cambria Math"/>
             </w:rPr>
-            <m:t>⋀(Parent(</m:t>
-          </m:r>
-          <m:r>
-            <w:rPr>
-              <w:rFonts w:ascii="Cambria Math" w:hAnsi="Cambria Math"/>
-            </w:rPr>
-            <m:t>y</m:t>
-          </m:r>
-          <m:r>
-            <w:rPr>
-              <w:rFonts w:ascii="Cambria Math" w:hAnsi="Cambria Math"/>
-            </w:rPr>
-            <m:t>, Peter</m:t>
-          </m:r>
-          <m:r>
-            <w:rPr>
-              <w:rFonts w:ascii="Cambria Math" w:hAnsi="Cambria Math"/>
-            </w:rPr>
-            <m:t>))</m:t>
-          </m:r>
-          <m:r>
-            <w:rPr>
-              <w:rFonts w:ascii="Cambria Math" w:hAnsi="Cambria Math"/>
-            </w:rPr>
-            <m:t>⇒</m:t>
-          </m:r>
-          <m:r>
-            <w:rPr>
-              <w:rFonts w:ascii="Cambria Math" w:hAnsi="Cambria Math"/>
-            </w:rPr>
-            <m:t>x</m:t>
-          </m:r>
-          <m:r>
-            <w:rPr>
-              <w:rFonts w:ascii="Cambria Math" w:hAnsi="Cambria Math"/>
-            </w:rPr>
-            <m:t>=y)</m:t>
-          </m:r>
-          <m:r>
-            <w:rPr>
-              <w:rFonts w:ascii="Cambria Math" w:hAnsi="Cambria Math"/>
-            </w:rPr>
-            <m:t xml:space="preserve"> </m:t>
+            <m:t xml:space="preserve">⋀(Parent(y, Peter))⇒x=y) </m:t>
           </m:r>
         </m:oMath>
       </m:oMathPara>
@@ -2754,6 +2513,822 @@
       <w:r>
         <w:t>? Show your steps.</w:t>
       </w:r>
+    </w:p>
+    <w:p>
+      <w:pPr>
+        <w:jc w:val="both"/>
+        <w:rPr>
+          <w:rFonts w:ascii="Cambria Math" w:hAnsi="Cambria Math"/>
+        </w:rPr>
+      </w:pPr>
+      <w:r>
+        <w:rPr>
+          <w:rFonts w:ascii="Cambria Math" w:hAnsi="Cambria Math"/>
+        </w:rPr>
+        <w:t>1.A(Q)</w:t>
+      </w:r>
+    </w:p>
+    <w:p>
+      <w:pPr>
+        <w:jc w:val="both"/>
+        <w:rPr>
+          <w:rFonts w:ascii="Cambria Math" w:hAnsi="Cambria Math"/>
+        </w:rPr>
+      </w:pPr>
+      <w:r>
+        <w:rPr>
+          <w:rFonts w:ascii="Cambria Math" w:hAnsi="Cambria Math"/>
+        </w:rPr>
+        <w:t>2. ¬</w:t>
+      </w:r>
+      <w:r>
+        <w:rPr>
+          <w:rFonts w:ascii="Cambria Math" w:hAnsi="Cambria Math"/>
+          <w:i/>
+          <w:iCs/>
+        </w:rPr>
+        <w:t>A(x)</w:t>
+      </w:r>
+      <w:r>
+        <w:rPr>
+          <w:rFonts w:ascii="Cambria Math" w:hAnsi="Cambria Math"/>
+        </w:rPr>
+        <w:t xml:space="preserve"> </w:t>
+      </w:r>
+      <w:r>
+        <w:rPr>
+          <w:rFonts w:ascii="Cambria Math" w:hAnsi="Cambria Math" w:cs="Cambria Math"/>
+        </w:rPr>
+        <w:t>∨</w:t>
+      </w:r>
+      <w:r>
+        <w:rPr>
+          <w:rFonts w:ascii="Cambria Math" w:hAnsi="Cambria Math"/>
+        </w:rPr>
+        <w:t xml:space="preserve"> </w:t>
+      </w:r>
+      <w:r>
+        <w:rPr>
+          <w:rFonts w:ascii="Cambria Math" w:hAnsi="Cambria Math"/>
+          <w:i/>
+          <w:iCs/>
+        </w:rPr>
+        <w:t>B(x)</w:t>
+      </w:r>
+    </w:p>
+    <w:p>
+      <w:pPr>
+        <w:jc w:val="both"/>
+        <w:rPr>
+          <w:rFonts w:ascii="Cambria Math" w:hAnsi="Cambria Math"/>
+        </w:rPr>
+      </w:pPr>
+      <w:r>
+        <w:rPr>
+          <w:rFonts w:ascii="Cambria Math" w:hAnsi="Cambria Math"/>
+        </w:rPr>
+        <w:t>3. ¬</w:t>
+      </w:r>
+      <w:r>
+        <w:rPr>
+          <w:rFonts w:ascii="Cambria Math" w:hAnsi="Cambria Math"/>
+          <w:i/>
+          <w:iCs/>
+        </w:rPr>
+        <w:t>B(y)</w:t>
+      </w:r>
+      <w:r>
+        <w:rPr>
+          <w:rFonts w:ascii="Cambria Math" w:hAnsi="Cambria Math"/>
+        </w:rPr>
+        <w:t xml:space="preserve"> </w:t>
+      </w:r>
+      <w:r>
+        <w:rPr>
+          <w:rFonts w:ascii="Cambria Math" w:hAnsi="Cambria Math" w:cs="Cambria Math"/>
+        </w:rPr>
+        <w:t>∨</w:t>
+      </w:r>
+      <w:r>
+        <w:rPr>
+          <w:rFonts w:ascii="Cambria Math" w:hAnsi="Cambria Math"/>
+        </w:rPr>
+        <w:t xml:space="preserve"> </w:t>
+      </w:r>
+      <w:r>
+        <w:rPr>
+          <w:rFonts w:ascii="Cambria Math" w:hAnsi="Cambria Math"/>
+          <w:i/>
+          <w:iCs/>
+        </w:rPr>
+        <w:t>C(y)</w:t>
+      </w:r>
+    </w:p>
+    <w:p>
+      <w:pPr>
+        <w:jc w:val="both"/>
+        <w:rPr>
+          <w:rFonts w:ascii="Cambria Math" w:hAnsi="Cambria Math"/>
+        </w:rPr>
+      </w:pPr>
+      <w:r>
+        <w:rPr>
+          <w:rFonts w:ascii="Cambria Math" w:hAnsi="Cambria Math"/>
+        </w:rPr>
+        <w:t>4. ¬</w:t>
+      </w:r>
+      <w:r>
+        <w:rPr>
+          <w:rFonts w:ascii="Cambria Math" w:hAnsi="Cambria Math"/>
+          <w:i/>
+          <w:iCs/>
+        </w:rPr>
+        <w:t xml:space="preserve">A(z) </w:t>
+      </w:r>
+      <w:r>
+        <w:rPr>
+          <w:rFonts w:ascii="Cambria Math" w:hAnsi="Cambria Math" w:cs="Cambria Math"/>
+        </w:rPr>
+        <w:t xml:space="preserve">∨ </w:t>
+      </w:r>
+      <w:r>
+        <w:rPr>
+          <w:rFonts w:ascii="Cambria Math" w:hAnsi="Cambria Math"/>
+        </w:rPr>
+        <w:t>¬</w:t>
+      </w:r>
+      <w:r>
+        <w:rPr>
+          <w:rFonts w:ascii="Cambria Math" w:hAnsi="Cambria Math" w:cs="Cambria Math"/>
+          <w:i/>
+          <w:iCs/>
+        </w:rPr>
+        <w:t xml:space="preserve">C(z) </w:t>
+      </w:r>
+      <w:r>
+        <w:rPr>
+          <w:rFonts w:ascii="Cambria Math" w:hAnsi="Cambria Math" w:cs="Cambria Math"/>
+        </w:rPr>
+        <w:t xml:space="preserve">∨ </w:t>
+      </w:r>
+      <w:r>
+        <w:rPr>
+          <w:rFonts w:ascii="Cambria Math" w:hAnsi="Cambria Math" w:cs="Cambria Math"/>
+          <w:i/>
+          <w:iCs/>
+        </w:rPr>
+        <w:t>D(z)</w:t>
+      </w:r>
+    </w:p>
+    <w:p>
+      <w:pPr>
+        <w:jc w:val="both"/>
+        <w:rPr>
+          <w:rFonts w:ascii="Cambria Math" w:hAnsi="Cambria Math" w:cs="Cambria Math"/>
+        </w:rPr>
+      </w:pPr>
+      <w:r>
+        <w:rPr>
+          <w:rFonts w:ascii="Cambria Math" w:hAnsi="Cambria Math"/>
+        </w:rPr>
+        <w:t>5. ¬</w:t>
+      </w:r>
+      <w:r>
+        <w:rPr>
+          <w:rFonts w:ascii="Cambria Math" w:hAnsi="Cambria Math"/>
+          <w:i/>
+          <w:iCs/>
+        </w:rPr>
+        <w:t xml:space="preserve">B(w) </w:t>
+      </w:r>
+      <w:r>
+        <w:rPr>
+          <w:rFonts w:ascii="Cambria Math" w:hAnsi="Cambria Math" w:cs="Cambria Math"/>
+        </w:rPr>
+        <w:t xml:space="preserve">∨ </w:t>
+      </w:r>
+      <w:r>
+        <w:rPr>
+          <w:rFonts w:ascii="Cambria Math" w:hAnsi="Cambria Math"/>
+        </w:rPr>
+        <w:t>¬</w:t>
+      </w:r>
+      <w:r>
+        <w:rPr>
+          <w:rFonts w:ascii="Cambria Math" w:hAnsi="Cambria Math" w:cs="Cambria Math"/>
+          <w:i/>
+          <w:iCs/>
+        </w:rPr>
+        <w:t xml:space="preserve">D(w) </w:t>
+      </w:r>
+      <w:r>
+        <w:rPr>
+          <w:rFonts w:ascii="Cambria Math" w:hAnsi="Cambria Math" w:cs="Cambria Math"/>
+        </w:rPr>
+        <w:t xml:space="preserve">∨ </w:t>
+      </w:r>
+      <w:r>
+        <w:rPr>
+          <w:rFonts w:ascii="Cambria Math" w:hAnsi="Cambria Math" w:cs="Cambria Math"/>
+          <w:i/>
+          <w:iCs/>
+        </w:rPr>
+        <w:t>E(w</w:t>
+      </w:r>
+      <w:r>
+        <w:rPr>
+          <w:rFonts w:ascii="Cambria Math" w:hAnsi="Cambria Math" w:cs="Cambria Math"/>
+        </w:rPr>
+        <w:t>)</w:t>
+      </w:r>
+    </w:p>
+    <w:p>
+      <w:pPr>
+        <w:jc w:val="both"/>
+        <w:rPr>
+          <w:rFonts w:ascii="Cambria Math" w:hAnsi="Cambria Math" w:cs="Cambria Math"/>
+        </w:rPr>
+      </w:pPr>
+      <w:r>
+        <w:rPr>
+          <w:rFonts w:ascii="Cambria Math" w:hAnsi="Cambria Math" w:cs="Cambria Math"/>
+        </w:rPr>
+        <w:t>Substitute x for Q using unification</w:t>
+      </w:r>
+    </w:p>
+    <w:p>
+      <w:pPr>
+        <w:jc w:val="both"/>
+        <w:rPr>
+          <w:rFonts w:ascii="Cambria Math" w:hAnsi="Cambria Math"/>
+          <w:i/>
+          <w:iCs/>
+        </w:rPr>
+      </w:pPr>
+      <w:r>
+        <w:rPr>
+          <w:rFonts w:ascii="Cambria Math" w:hAnsi="Cambria Math" w:cs="Cambria Math"/>
+        </w:rPr>
+        <w:t>6.</w:t>
+      </w:r>
+      <w:r>
+        <w:rPr>
+          <w:rFonts w:ascii="Cambria Math" w:hAnsi="Cambria Math"/>
+        </w:rPr>
+        <w:t xml:space="preserve"> ¬</w:t>
+      </w:r>
+      <w:r>
+        <w:rPr>
+          <w:rFonts w:ascii="Cambria Math" w:hAnsi="Cambria Math"/>
+          <w:i/>
+          <w:iCs/>
+        </w:rPr>
+        <w:t>A(Q)</w:t>
+      </w:r>
+      <w:r>
+        <w:rPr>
+          <w:rFonts w:ascii="Cambria Math" w:hAnsi="Cambria Math"/>
+        </w:rPr>
+        <w:t xml:space="preserve"> </w:t>
+      </w:r>
+      <w:r>
+        <w:rPr>
+          <w:rFonts w:ascii="Cambria Math" w:hAnsi="Cambria Math" w:cs="Cambria Math"/>
+        </w:rPr>
+        <w:t>∨</w:t>
+      </w:r>
+      <w:r>
+        <w:rPr>
+          <w:rFonts w:ascii="Cambria Math" w:hAnsi="Cambria Math"/>
+        </w:rPr>
+        <w:t xml:space="preserve"> </w:t>
+      </w:r>
+      <w:r>
+        <w:rPr>
+          <w:rFonts w:ascii="Cambria Math" w:hAnsi="Cambria Math"/>
+          <w:i/>
+          <w:iCs/>
+        </w:rPr>
+        <w:t>B(Q)</w:t>
+      </w:r>
+    </w:p>
+    <w:p>
+      <w:pPr>
+        <w:jc w:val="both"/>
+        <w:rPr>
+          <w:rFonts w:ascii="Cambria Math" w:hAnsi="Cambria Math"/>
+          <w:i/>
+          <w:iCs/>
+        </w:rPr>
+      </w:pPr>
+      <w:r>
+        <w:rPr>
+          <w:rFonts w:ascii="Cambria Math" w:hAnsi="Cambria Math"/>
+          <w:i/>
+          <w:iCs/>
+        </w:rPr>
+        <w:t xml:space="preserve">Use Resolution for </w:t>
+      </w:r>
+      <w:r>
+        <w:rPr>
+          <w:rFonts w:ascii="Cambria Math" w:hAnsi="Cambria Math"/>
+          <w:i/>
+          <w:iCs/>
+        </w:rPr>
+        <w:t>6</w:t>
+      </w:r>
+      <w:r>
+        <w:rPr>
+          <w:rFonts w:ascii="Cambria Math" w:hAnsi="Cambria Math"/>
+          <w:i/>
+          <w:iCs/>
+        </w:rPr>
+        <w:t xml:space="preserve">. </w:t>
+      </w:r>
+      <w:r>
+        <w:rPr>
+          <w:rFonts w:ascii="Cambria Math" w:hAnsi="Cambria Math"/>
+          <w:i/>
+          <w:iCs/>
+        </w:rPr>
+        <w:t>Using 1.</w:t>
+      </w:r>
+    </w:p>
+    <w:p>
+      <w:pPr>
+        <w:jc w:val="both"/>
+        <w:rPr>
+          <w:rFonts w:ascii="Cambria Math" w:hAnsi="Cambria Math"/>
+          <w:i/>
+          <w:iCs/>
+        </w:rPr>
+      </w:pPr>
+      <w:r>
+        <w:rPr>
+          <w:rFonts w:ascii="Cambria Math" w:hAnsi="Cambria Math" w:cs="Cambria Math"/>
+        </w:rPr>
+        <w:t>7.</w:t>
+      </w:r>
+      <w:r>
+        <w:rPr>
+          <w:rFonts w:ascii="Cambria Math" w:hAnsi="Cambria Math"/>
+        </w:rPr>
+        <w:t xml:space="preserve"> </w:t>
+      </w:r>
+      <w:r>
+        <w:rPr>
+          <w:rFonts w:ascii="Cambria Math" w:hAnsi="Cambria Math"/>
+          <w:i/>
+          <w:iCs/>
+        </w:rPr>
+        <w:t>B(Q)</w:t>
+      </w:r>
+    </w:p>
+    <w:p>
+      <w:pPr>
+        <w:jc w:val="both"/>
+        <w:rPr>
+          <w:rFonts w:ascii="Cambria Math" w:hAnsi="Cambria Math" w:cs="Cambria Math"/>
+        </w:rPr>
+      </w:pPr>
+      <w:r>
+        <w:rPr>
+          <w:rFonts w:ascii="Cambria Math" w:hAnsi="Cambria Math" w:cs="Cambria Math"/>
+        </w:rPr>
+        <w:t>Substitute y for Q using unification</w:t>
+      </w:r>
+    </w:p>
+    <w:p>
+      <w:pPr>
+        <w:jc w:val="both"/>
+        <w:rPr>
+          <w:rFonts w:ascii="Cambria Math" w:hAnsi="Cambria Math"/>
+          <w:i/>
+          <w:iCs/>
+        </w:rPr>
+      </w:pPr>
+      <w:r>
+        <w:rPr>
+          <w:rFonts w:ascii="Cambria Math" w:hAnsi="Cambria Math"/>
+        </w:rPr>
+        <w:t>8. ¬</w:t>
+      </w:r>
+      <w:r>
+        <w:rPr>
+          <w:rFonts w:ascii="Cambria Math" w:hAnsi="Cambria Math"/>
+          <w:i/>
+          <w:iCs/>
+        </w:rPr>
+        <w:t>B(Q)</w:t>
+      </w:r>
+      <w:r>
+        <w:rPr>
+          <w:rFonts w:ascii="Cambria Math" w:hAnsi="Cambria Math"/>
+        </w:rPr>
+        <w:t xml:space="preserve"> </w:t>
+      </w:r>
+      <w:r>
+        <w:rPr>
+          <w:rFonts w:ascii="Cambria Math" w:hAnsi="Cambria Math" w:cs="Cambria Math"/>
+        </w:rPr>
+        <w:t>∨</w:t>
+      </w:r>
+      <w:r>
+        <w:rPr>
+          <w:rFonts w:ascii="Cambria Math" w:hAnsi="Cambria Math"/>
+        </w:rPr>
+        <w:t xml:space="preserve"> </w:t>
+      </w:r>
+      <w:r>
+        <w:rPr>
+          <w:rFonts w:ascii="Cambria Math" w:hAnsi="Cambria Math"/>
+          <w:i/>
+          <w:iCs/>
+        </w:rPr>
+        <w:t>C(Q)</w:t>
+      </w:r>
+    </w:p>
+    <w:p>
+      <w:pPr>
+        <w:jc w:val="both"/>
+        <w:rPr>
+          <w:rFonts w:ascii="Cambria Math" w:hAnsi="Cambria Math"/>
+          <w:i/>
+          <w:iCs/>
+        </w:rPr>
+      </w:pPr>
+      <w:r>
+        <w:rPr>
+          <w:rFonts w:ascii="Cambria Math" w:hAnsi="Cambria Math"/>
+          <w:i/>
+          <w:iCs/>
+        </w:rPr>
+        <w:t xml:space="preserve">Use Resolution for </w:t>
+      </w:r>
+      <w:r>
+        <w:rPr>
+          <w:rFonts w:ascii="Cambria Math" w:hAnsi="Cambria Math"/>
+          <w:i/>
+          <w:iCs/>
+        </w:rPr>
+        <w:t>8. Using 7.</w:t>
+      </w:r>
+    </w:p>
+    <w:p>
+      <w:pPr>
+        <w:jc w:val="both"/>
+        <w:rPr>
+          <w:rFonts w:ascii="Cambria Math" w:hAnsi="Cambria Math"/>
+          <w:i/>
+          <w:iCs/>
+        </w:rPr>
+      </w:pPr>
+      <w:r>
+        <w:rPr>
+          <w:rFonts w:ascii="Cambria Math" w:hAnsi="Cambria Math"/>
+          <w:i/>
+          <w:iCs/>
+        </w:rPr>
+        <w:t>9. C(Q)</w:t>
+      </w:r>
+    </w:p>
+    <w:p>
+      <w:pPr>
+        <w:jc w:val="both"/>
+        <w:rPr>
+          <w:rFonts w:ascii="Cambria Math" w:hAnsi="Cambria Math" w:cs="Cambria Math"/>
+        </w:rPr>
+      </w:pPr>
+      <w:r>
+        <w:rPr>
+          <w:rFonts w:ascii="Cambria Math" w:hAnsi="Cambria Math" w:cs="Cambria Math"/>
+        </w:rPr>
+        <w:t xml:space="preserve">Substitute </w:t>
+      </w:r>
+      <w:r>
+        <w:rPr>
+          <w:rFonts w:ascii="Cambria Math" w:hAnsi="Cambria Math" w:cs="Cambria Math"/>
+        </w:rPr>
+        <w:t>z</w:t>
+      </w:r>
+      <w:r>
+        <w:rPr>
+          <w:rFonts w:ascii="Cambria Math" w:hAnsi="Cambria Math" w:cs="Cambria Math"/>
+        </w:rPr>
+        <w:t xml:space="preserve"> for Q using unification</w:t>
+      </w:r>
+    </w:p>
+    <w:p>
+      <w:pPr>
+        <w:jc w:val="both"/>
+        <w:rPr>
+          <w:rFonts w:ascii="Cambria Math" w:hAnsi="Cambria Math"/>
+        </w:rPr>
+      </w:pPr>
+      <w:r>
+        <w:rPr>
+          <w:rFonts w:ascii="Cambria Math" w:hAnsi="Cambria Math" w:cs="Cambria Math"/>
+        </w:rPr>
+        <w:t>10.</w:t>
+      </w:r>
+      <w:r>
+        <w:rPr>
+          <w:rFonts w:ascii="Cambria Math" w:hAnsi="Cambria Math"/>
+        </w:rPr>
+        <w:t xml:space="preserve"> ¬</w:t>
+      </w:r>
+      <w:r>
+        <w:rPr>
+          <w:rFonts w:ascii="Cambria Math" w:hAnsi="Cambria Math"/>
+          <w:i/>
+          <w:iCs/>
+        </w:rPr>
+        <w:t xml:space="preserve">A(Q) </w:t>
+      </w:r>
+      <w:r>
+        <w:rPr>
+          <w:rFonts w:ascii="Cambria Math" w:hAnsi="Cambria Math" w:cs="Cambria Math"/>
+        </w:rPr>
+        <w:t xml:space="preserve">∨ </w:t>
+      </w:r>
+      <w:r>
+        <w:rPr>
+          <w:rFonts w:ascii="Cambria Math" w:hAnsi="Cambria Math"/>
+        </w:rPr>
+        <w:t>¬</w:t>
+      </w:r>
+      <w:r>
+        <w:rPr>
+          <w:rFonts w:ascii="Cambria Math" w:hAnsi="Cambria Math" w:cs="Cambria Math"/>
+          <w:i/>
+          <w:iCs/>
+        </w:rPr>
+        <w:t xml:space="preserve">C(Q) </w:t>
+      </w:r>
+      <w:r>
+        <w:rPr>
+          <w:rFonts w:ascii="Cambria Math" w:hAnsi="Cambria Math" w:cs="Cambria Math"/>
+        </w:rPr>
+        <w:t xml:space="preserve">∨ </w:t>
+      </w:r>
+      <w:r>
+        <w:rPr>
+          <w:rFonts w:ascii="Cambria Math" w:hAnsi="Cambria Math" w:cs="Cambria Math"/>
+          <w:i/>
+          <w:iCs/>
+        </w:rPr>
+        <w:t>D(Q)</w:t>
+      </w:r>
+    </w:p>
+    <w:p>
+      <w:pPr>
+        <w:jc w:val="both"/>
+        <w:rPr>
+          <w:rFonts w:ascii="Cambria Math" w:hAnsi="Cambria Math"/>
+          <w:i/>
+          <w:iCs/>
+        </w:rPr>
+      </w:pPr>
+      <w:r>
+        <w:rPr>
+          <w:rFonts w:ascii="Cambria Math" w:hAnsi="Cambria Math"/>
+          <w:i/>
+          <w:iCs/>
+        </w:rPr>
+        <w:t>Use Resolution for 10. Using 1. And 9.</w:t>
+      </w:r>
+    </w:p>
+    <w:p>
+      <w:pPr>
+        <w:jc w:val="both"/>
+        <w:rPr>
+          <w:rFonts w:ascii="Cambria Math" w:hAnsi="Cambria Math"/>
+          <w:i/>
+          <w:iCs/>
+        </w:rPr>
+      </w:pPr>
+      <w:r>
+        <w:rPr>
+          <w:rFonts w:ascii="Cambria Math" w:hAnsi="Cambria Math"/>
+          <w:i/>
+          <w:iCs/>
+        </w:rPr>
+        <w:t>11.</w:t>
+      </w:r>
+      <w:r>
+        <w:rPr>
+          <w:rFonts w:ascii="Cambria Math" w:hAnsi="Cambria Math" w:cs="Cambria Math"/>
+          <w:i/>
+          <w:iCs/>
+        </w:rPr>
+        <w:t xml:space="preserve"> D(Q)</w:t>
+      </w:r>
+    </w:p>
+    <w:p>
+      <w:pPr>
+        <w:jc w:val="both"/>
+        <w:rPr>
+          <w:rFonts w:ascii="Cambria Math" w:hAnsi="Cambria Math" w:cs="Cambria Math"/>
+        </w:rPr>
+      </w:pPr>
+      <w:r>
+        <w:rPr>
+          <w:rFonts w:ascii="Cambria Math" w:hAnsi="Cambria Math" w:cs="Cambria Math"/>
+        </w:rPr>
+        <w:t>Substitute w for Q using unification</w:t>
+      </w:r>
+    </w:p>
+    <w:p>
+      <w:pPr>
+        <w:jc w:val="both"/>
+        <w:rPr>
+          <w:rFonts w:ascii="Cambria Math" w:hAnsi="Cambria Math" w:cs="Cambria Math"/>
+        </w:rPr>
+      </w:pPr>
+      <w:r>
+        <w:rPr>
+          <w:rFonts w:ascii="Cambria Math" w:hAnsi="Cambria Math" w:cs="Cambria Math"/>
+        </w:rPr>
+        <w:t>12.</w:t>
+      </w:r>
+      <w:r>
+        <w:rPr>
+          <w:rFonts w:ascii="Cambria Math" w:hAnsi="Cambria Math"/>
+        </w:rPr>
+        <w:t xml:space="preserve"> ¬</w:t>
+      </w:r>
+      <w:r>
+        <w:rPr>
+          <w:rFonts w:ascii="Cambria Math" w:hAnsi="Cambria Math"/>
+          <w:i/>
+          <w:iCs/>
+        </w:rPr>
+        <w:t xml:space="preserve">B(Q) </w:t>
+      </w:r>
+      <w:r>
+        <w:rPr>
+          <w:rFonts w:ascii="Cambria Math" w:hAnsi="Cambria Math" w:cs="Cambria Math"/>
+        </w:rPr>
+        <w:t xml:space="preserve">∨ </w:t>
+      </w:r>
+      <w:r>
+        <w:rPr>
+          <w:rFonts w:ascii="Cambria Math" w:hAnsi="Cambria Math"/>
+        </w:rPr>
+        <w:t>¬</w:t>
+      </w:r>
+      <w:r>
+        <w:rPr>
+          <w:rFonts w:ascii="Cambria Math" w:hAnsi="Cambria Math" w:cs="Cambria Math"/>
+          <w:i/>
+          <w:iCs/>
+        </w:rPr>
+        <w:t xml:space="preserve">D(Q) </w:t>
+      </w:r>
+      <w:r>
+        <w:rPr>
+          <w:rFonts w:ascii="Cambria Math" w:hAnsi="Cambria Math" w:cs="Cambria Math"/>
+        </w:rPr>
+        <w:t xml:space="preserve">∨ </w:t>
+      </w:r>
+      <w:r>
+        <w:rPr>
+          <w:rFonts w:ascii="Cambria Math" w:hAnsi="Cambria Math" w:cs="Cambria Math"/>
+          <w:i/>
+          <w:iCs/>
+        </w:rPr>
+        <w:t>E(Q</w:t>
+      </w:r>
+      <w:r>
+        <w:rPr>
+          <w:rFonts w:ascii="Cambria Math" w:hAnsi="Cambria Math" w:cs="Cambria Math"/>
+        </w:rPr>
+        <w:t>)</w:t>
+      </w:r>
+    </w:p>
+    <w:p>
+      <w:pPr>
+        <w:jc w:val="both"/>
+        <w:rPr>
+          <w:rFonts w:ascii="Cambria Math" w:hAnsi="Cambria Math" w:cs="Cambria Math"/>
+        </w:rPr>
+      </w:pPr>
+    </w:p>
+    <w:p>
+      <w:pPr>
+        <w:jc w:val="both"/>
+        <w:rPr>
+          <w:rFonts w:ascii="Cambria Math" w:hAnsi="Cambria Math"/>
+          <w:i/>
+          <w:iCs/>
+        </w:rPr>
+      </w:pPr>
+      <w:r>
+        <w:rPr>
+          <w:rFonts w:ascii="Cambria Math" w:hAnsi="Cambria Math"/>
+          <w:i/>
+          <w:iCs/>
+        </w:rPr>
+        <w:lastRenderedPageBreak/>
+        <w:t>Use Resolution for 12. Using 7. And 11.</w:t>
+      </w:r>
+    </w:p>
+    <w:p>
+      <w:pPr>
+        <w:jc w:val="both"/>
+        <w:rPr>
+          <w:rFonts w:ascii="Cambria Math" w:hAnsi="Cambria Math" w:cs="Cambria Math"/>
+          <w:highlight w:val="green"/>
+        </w:rPr>
+      </w:pPr>
+      <w:r>
+        <w:rPr>
+          <w:rFonts w:ascii="Cambria Math" w:hAnsi="Cambria Math"/>
+          <w:i/>
+          <w:iCs/>
+          <w:highlight w:val="green"/>
+        </w:rPr>
+        <w:t>13.</w:t>
+      </w:r>
+      <w:r>
+        <w:rPr>
+          <w:rFonts w:ascii="Cambria Math" w:hAnsi="Cambria Math" w:cs="Cambria Math"/>
+          <w:i/>
+          <w:iCs/>
+          <w:highlight w:val="green"/>
+        </w:rPr>
+        <w:t xml:space="preserve"> E(Q</w:t>
+      </w:r>
+      <w:r>
+        <w:rPr>
+          <w:rFonts w:ascii="Cambria Math" w:hAnsi="Cambria Math" w:cs="Cambria Math"/>
+          <w:highlight w:val="green"/>
+        </w:rPr>
+        <w:t>)</w:t>
+      </w:r>
+    </w:p>
+    <w:p>
+      <w:pPr>
+        <w:jc w:val="both"/>
+        <w:rPr>
+          <w:i/>
+          <w:iCs/>
+        </w:rPr>
+      </w:pPr>
+      <w:r>
+        <w:rPr>
+          <w:rFonts w:ascii="Cambria Math" w:hAnsi="Cambria Math" w:cs="Cambria Math"/>
+          <w:highlight w:val="green"/>
+        </w:rPr>
+        <w:t>This shows that KB does entail E(Q)</w:t>
+      </w:r>
+    </w:p>
+    <w:p>
+      <w:pPr>
+        <w:jc w:val="both"/>
+        <w:rPr>
+          <w:rFonts w:ascii="Cambria Math" w:hAnsi="Cambria Math" w:cs="Cambria Math"/>
+        </w:rPr>
+      </w:pPr>
+    </w:p>
+    <w:p>
+      <w:pPr>
+        <w:jc w:val="both"/>
+        <w:rPr>
+          <w:i/>
+          <w:iCs/>
+        </w:rPr>
+      </w:pPr>
+    </w:p>
+    <w:p>
+      <w:pPr>
+        <w:jc w:val="both"/>
+      </w:pPr>
+    </w:p>
+    <w:p>
+      <w:pPr>
+        <w:jc w:val="both"/>
+        <w:rPr>
+          <w:rFonts w:ascii="Cambria Math" w:hAnsi="Cambria Math" w:cs="Cambria Math"/>
+        </w:rPr>
+      </w:pPr>
+    </w:p>
+    <w:p>
+      <w:pPr>
+        <w:jc w:val="both"/>
+        <w:rPr>
+          <w:i/>
+          <w:iCs/>
+        </w:rPr>
+      </w:pPr>
+    </w:p>
+    <w:p>
+      <w:pPr>
+        <w:jc w:val="both"/>
+        <w:rPr>
+          <w:rFonts w:ascii="Cambria Math" w:hAnsi="Cambria Math" w:cs="Cambria Math"/>
+        </w:rPr>
+      </w:pPr>
     </w:p>
     <w:sectPr>
       <w:footerReference w:type="default" r:id="rId7"/>
@@ -4831,7 +5406,7 @@
   <w:style w:type="paragraph" w:default="1" w:styleId="Normal">
     <w:name w:val="Normal"/>
     <w:qFormat/>
-    <w:rsid w:val="00DB7B81"/>
+    <w:rsid w:val="00BF5D85"/>
   </w:style>
   <w:style w:type="character" w:default="1" w:styleId="DefaultParagraphFont">
     <w:name w:val="Default Paragraph Font"/>

--- a/Assignment5/CMSC4200_Assignment5.docx
+++ b/Assignment5/CMSC4200_Assignment5.docx
@@ -2143,54 +2143,17 @@
     <w:p>
       <w:pPr>
         <w:pStyle w:val="ListParagraph"/>
-        <w:numPr>
-          <w:ilvl w:val="0"/>
-          <w:numId w:val="12"/>
-        </w:numPr>
-      </w:pPr>
-      <w:r>
-        <w:rPr>
-          <w:i/>
-          <w:iCs/>
-        </w:rPr>
-        <w:t>Q</w:t>
-      </w:r>
-      <w:r>
-        <w:t>(</w:t>
-      </w:r>
-      <w:r>
-        <w:rPr>
-          <w:i/>
-          <w:iCs/>
-        </w:rPr>
-        <w:t>x</w:t>
-      </w:r>
-      <w:r>
-        <w:t xml:space="preserve">, </w:t>
-      </w:r>
-      <w:r>
-        <w:rPr>
-          <w:i/>
-          <w:iCs/>
-        </w:rPr>
-        <w:t>y</w:t>
-      </w:r>
-      <w:r>
-        <w:t xml:space="preserve">, M),  Q(N, M, </w:t>
-      </w:r>
-      <w:r>
-        <w:rPr>
-          <w:i/>
-          <w:iCs/>
-        </w:rPr>
-        <w:t>x</w:t>
-      </w:r>
-      <w:r>
-        <w:t>).</w:t>
-      </w:r>
-      <w:r>
-        <w:t xml:space="preserve">  </w:t>
-      </w:r>
+        <w:ind w:left="1080"/>
+      </w:pPr>
+      <w:r>
+        <w:t>{x -&gt; N, y -&gt; M, z -&gt; N}</w:t>
+      </w:r>
+    </w:p>
+    <w:p>
+      <w:pPr>
+        <w:pStyle w:val="ListParagraph"/>
+        <w:ind w:left="1080"/>
+      </w:pPr>
     </w:p>
     <w:p>
       <w:pPr>
@@ -2205,6 +2168,85 @@
           <w:i/>
           <w:iCs/>
         </w:rPr>
+        <w:t>Q</w:t>
+      </w:r>
+      <w:r>
+        <w:t>(</w:t>
+      </w:r>
+      <w:r>
+        <w:rPr>
+          <w:i/>
+          <w:iCs/>
+        </w:rPr>
+        <w:t>x</w:t>
+      </w:r>
+      <w:r>
+        <w:t xml:space="preserve">, </w:t>
+      </w:r>
+      <w:r>
+        <w:rPr>
+          <w:i/>
+          <w:iCs/>
+        </w:rPr>
+        <w:t>y</w:t>
+      </w:r>
+      <w:r>
+        <w:t xml:space="preserve">, M),  Q(N, M, </w:t>
+      </w:r>
+      <w:r>
+        <w:rPr>
+          <w:i/>
+          <w:iCs/>
+        </w:rPr>
+        <w:t>x</w:t>
+      </w:r>
+      <w:r>
+        <w:t>).</w:t>
+      </w:r>
+      <w:r>
+        <w:t xml:space="preserve">  </w:t>
+      </w:r>
+    </w:p>
+    <w:p>
+      <w:pPr>
+        <w:pStyle w:val="ListParagraph"/>
+        <w:ind w:left="1080"/>
+      </w:pPr>
+      <w:r>
+        <w:t>Does not exist, since x must be the same in both sentences, but x is forced to be an N in one sentence, and an M in the other sentence.</w:t>
+      </w:r>
+      <w:r>
+        <w:t xml:space="preserve"> Since</w:t>
+      </w:r>
+      <w:r>
+        <w:t xml:space="preserve"> x cannot be two things at the same time</w:t>
+      </w:r>
+      <w:r>
+        <w:t>, we cannot make the sentences equivalent</w:t>
+      </w:r>
+      <w:r>
+        <w:t>.</w:t>
+      </w:r>
+    </w:p>
+    <w:p>
+      <w:pPr>
+        <w:pStyle w:val="ListParagraph"/>
+        <w:ind w:left="1080"/>
+      </w:pPr>
+    </w:p>
+    <w:p>
+      <w:pPr>
+        <w:pStyle w:val="ListParagraph"/>
+        <w:numPr>
+          <w:ilvl w:val="0"/>
+          <w:numId w:val="12"/>
+        </w:numPr>
+      </w:pPr>
+      <w:r>
+        <w:rPr>
+          <w:i/>
+          <w:iCs/>
+        </w:rPr>
         <w:t>Knows(y, y), Knows(Father(x), x</w:t>
       </w:r>
       <w:r>
@@ -2212,6 +2254,30 @@
       </w:r>
       <w:r>
         <w:t xml:space="preserve"> </w:t>
+      </w:r>
+    </w:p>
+    <w:p>
+      <w:pPr>
+        <w:pStyle w:val="ListParagraph"/>
+        <w:ind w:left="1080"/>
+      </w:pPr>
+      <w:r>
+        <w:t>Does not exist, since Knows(y, y) requires both y’s to be the same</w:t>
+      </w:r>
+      <w:r>
+        <w:t xml:space="preserve">. </w:t>
+      </w:r>
+      <w:r>
+        <w:t>To make Knows(y, y) = Knows(Father(x), x), that means Father(x) must equal x. This does not have a valid solution</w:t>
+      </w:r>
+      <w:r>
+        <w:t xml:space="preserve"> because Father(x) cannot equal x</w:t>
+      </w:r>
+      <w:r>
+        <w:t>, s</w:t>
+      </w:r>
+      <w:r>
+        <w:t>o we cannot make the sentences equivalent.</w:t>
       </w:r>
     </w:p>
     <w:p>
@@ -2226,58 +2292,40 @@
     <w:p>
       <w:pPr>
         <w:jc w:val="both"/>
+      </w:pPr>
+      <w:r>
         <w:rPr>
           <w:b/>
           <w:bCs/>
         </w:rPr>
-      </w:pPr>
-    </w:p>
-    <w:p>
-      <w:pPr>
-        <w:jc w:val="both"/>
+        <w:t>Q</w:t>
+      </w:r>
+      <w:r>
         <w:rPr>
           <w:b/>
           <w:bCs/>
         </w:rPr>
-      </w:pPr>
-    </w:p>
-    <w:p>
-      <w:pPr>
-        <w:jc w:val="both"/>
-      </w:pPr>
+        <w:t>uestion 4</w:t>
+      </w:r>
       <w:r>
         <w:rPr>
           <w:b/>
           <w:bCs/>
         </w:rPr>
-        <w:t>Q</w:t>
+        <w:t>. (</w:t>
       </w:r>
       <w:r>
         <w:rPr>
           <w:b/>
           <w:bCs/>
         </w:rPr>
-        <w:t>uestion 4</w:t>
+        <w:t>5</w:t>
       </w:r>
       <w:r>
         <w:rPr>
           <w:b/>
           <w:bCs/>
         </w:rPr>
-        <w:t>. (</w:t>
-      </w:r>
-      <w:r>
-        <w:rPr>
-          <w:b/>
-          <w:bCs/>
-        </w:rPr>
-        <w:t>5</w:t>
-      </w:r>
-      <w:r>
-        <w:rPr>
-          <w:b/>
-          <w:bCs/>
-        </w:rPr>
         <w:t xml:space="preserve"> points)</w:t>
       </w:r>
       <w:r>
@@ -2355,15 +2403,7 @@
           <w:i/>
           <w:iCs/>
         </w:rPr>
-        <w:t>C(</w:t>
-      </w:r>
-      <w:proofErr w:type="gramStart"/>
-      <w:r>
-        <w:rPr>
-          <w:i/>
-          <w:iCs/>
-        </w:rPr>
-        <w:t>y)</w:t>
+        <w:t>C(y)</w:t>
       </w:r>
       <w:r>
         <w:t>,</w:t>
@@ -2413,18 +2453,8 @@
           <w:i/>
           <w:iCs/>
         </w:rPr>
-        <w:t>D(z</w:t>
-      </w:r>
-      <w:proofErr w:type="gramEnd"/>
-      <w:r>
-        <w:rPr>
-          <w:rFonts w:ascii="Cambria Math" w:hAnsi="Cambria Math" w:cs="Cambria Math"/>
-          <w:i/>
-          <w:iCs/>
-        </w:rPr>
-        <w:t>)</w:t>
-      </w:r>
-      <w:proofErr w:type="gramStart"/>
+        <w:t>D(z)</w:t>
+      </w:r>
       <w:r>
         <w:rPr>
           <w:rFonts w:ascii="Cambria Math" w:hAnsi="Cambria Math" w:cs="Cambria Math"/>
@@ -2478,7 +2508,6 @@
         </w:rPr>
         <w:t>)}</w:t>
       </w:r>
-      <w:proofErr w:type="gramEnd"/>
       <w:r>
         <w:t xml:space="preserve">  </w:t>
       </w:r>
@@ -3113,6 +3142,7 @@
           <w:i/>
           <w:iCs/>
         </w:rPr>
+        <w:lastRenderedPageBreak/>
         <w:t>11.</w:t>
       </w:r>
       <w:r>
@@ -3229,7 +3259,6 @@
           <w:i/>
           <w:iCs/>
         </w:rPr>
-        <w:lastRenderedPageBreak/>
         <w:t>Use Resolution for 12. Using 7. And 11.</w:t>
       </w:r>
     </w:p>

--- a/Assignment5/CMSC4200_Assignment5.docx
+++ b/Assignment5/CMSC4200_Assignment5.docx
@@ -301,7 +301,7 @@
         <w:tc>
           <w:tcPr>
             <w:tcW w:w="1460" w:type="dxa"/>
-            <w:shd w:val="clear" w:color="auto" w:fill="385623" w:themeFill="accent6" w:themeFillShade="80"/>
+            <w:shd w:val="clear" w:color="auto" w:fill="538034"/>
           </w:tcPr>
           <w:p>
             <w:pPr>
@@ -327,10 +327,11 @@
         <w:tc>
           <w:tcPr>
             <w:tcW w:w="7895" w:type="dxa"/>
-            <w:shd w:val="clear" w:color="auto" w:fill="385623" w:themeFill="accent6" w:themeFillShade="80"/>
+            <w:shd w:val="clear" w:color="auto" w:fill="538034"/>
           </w:tcPr>
           <w:p>
             <w:pPr>
+              <w:jc w:val="center"/>
               <w:rPr>
                 <w:b/>
                 <w:bCs/>
@@ -338,6 +339,15 @@
                 <w:szCs w:val="28"/>
               </w:rPr>
             </w:pPr>
+            <w:r>
+              <w:rPr>
+                <w:b/>
+                <w:bCs/>
+                <w:sz w:val="28"/>
+                <w:szCs w:val="28"/>
+              </w:rPr>
+              <w:t>1</w:t>
+            </w:r>
           </w:p>
         </w:tc>
       </w:tr>
@@ -349,7 +359,7 @@
           <w:tcPr>
             <w:tcW w:w="1460" w:type="dxa"/>
             <w:vMerge w:val="restart"/>
-            <w:shd w:val="clear" w:color="auto" w:fill="385623" w:themeFill="accent6" w:themeFillShade="80"/>
+            <w:shd w:val="clear" w:color="auto" w:fill="538034"/>
           </w:tcPr>
           <w:p>
             <w:pPr>
@@ -416,7 +426,7 @@
           <w:tcPr>
             <w:tcW w:w="1460" w:type="dxa"/>
             <w:vMerge/>
-            <w:shd w:val="clear" w:color="auto" w:fill="385623" w:themeFill="accent6" w:themeFillShade="80"/>
+            <w:shd w:val="clear" w:color="auto" w:fill="538034"/>
           </w:tcPr>
           <w:p>
             <w:pPr>
@@ -473,7 +483,7 @@
           <w:tcPr>
             <w:tcW w:w="1460" w:type="dxa"/>
             <w:vMerge/>
-            <w:shd w:val="clear" w:color="auto" w:fill="385623" w:themeFill="accent6" w:themeFillShade="80"/>
+            <w:shd w:val="clear" w:color="auto" w:fill="538034"/>
           </w:tcPr>
           <w:p>
             <w:pPr>
@@ -496,12 +506,31 @@
               <w:spacing w:line="260" w:lineRule="exact"/>
               <w:jc w:val="center"/>
               <w:rPr>
-                <w:b/>
-                <w:bCs/>
                 <w:sz w:val="28"/>
                 <w:szCs w:val="28"/>
               </w:rPr>
             </w:pPr>
+            <w:r>
+              <w:rPr>
+                <w:sz w:val="28"/>
+                <w:szCs w:val="28"/>
+              </w:rPr>
+              <w:t xml:space="preserve">Evan </w:t>
+            </w:r>
+            <w:r>
+              <w:rPr>
+                <w:sz w:val="28"/>
+                <w:szCs w:val="28"/>
+              </w:rPr>
+              <w:t>T</w:t>
+            </w:r>
+            <w:r>
+              <w:rPr>
+                <w:sz w:val="28"/>
+                <w:szCs w:val="28"/>
+              </w:rPr>
+              <w:t>hompson</w:t>
+            </w:r>
           </w:p>
         </w:tc>
       </w:tr>
@@ -601,6 +630,7 @@
       <w:r>
         <w:t xml:space="preserve">predicates </w:t>
       </w:r>
+      <w:proofErr w:type="gramStart"/>
       <w:r>
         <w:rPr>
           <w:i/>
@@ -611,6 +641,7 @@
       <w:r>
         <w:t>(</w:t>
       </w:r>
+      <w:proofErr w:type="gramEnd"/>
       <w:r>
         <w:rPr>
           <w:i/>
@@ -631,6 +662,7 @@
       <w:r>
         <w:t xml:space="preserve">), </w:t>
       </w:r>
+      <w:proofErr w:type="gramStart"/>
       <w:r>
         <w:rPr>
           <w:i/>
@@ -641,6 +673,7 @@
       <w:r>
         <w:t>(</w:t>
       </w:r>
+      <w:proofErr w:type="gramEnd"/>
       <w:r>
         <w:rPr>
           <w:i/>
@@ -1433,6 +1466,7 @@
       <w:r>
         <w:t xml:space="preserve"> predicates </w:t>
       </w:r>
+      <w:proofErr w:type="gramStart"/>
       <w:r>
         <w:rPr>
           <w:i/>
@@ -1443,6 +1477,7 @@
       <w:r>
         <w:t>(</w:t>
       </w:r>
+      <w:proofErr w:type="gramEnd"/>
       <w:r>
         <w:rPr>
           <w:i/>
@@ -2056,6 +2091,7 @@
           <w:numId w:val="12"/>
         </w:numPr>
       </w:pPr>
+      <w:proofErr w:type="gramStart"/>
       <w:r>
         <w:rPr>
           <w:i/>
@@ -2066,6 +2102,7 @@
       <w:r>
         <w:t>(</w:t>
       </w:r>
+      <w:proofErr w:type="gramEnd"/>
       <w:r>
         <w:rPr>
           <w:i/>
@@ -2093,6 +2130,7 @@
         </w:rPr>
         <w:t>z</w:t>
       </w:r>
+      <w:proofErr w:type="gramStart"/>
       <w:r>
         <w:t xml:space="preserve">),  </w:t>
       </w:r>
@@ -2103,6 +2141,7 @@
         </w:rPr>
         <w:t>P</w:t>
       </w:r>
+      <w:proofErr w:type="gramEnd"/>
       <w:r>
         <w:t>(</w:t>
       </w:r>
@@ -2163,6 +2202,7 @@
           <w:numId w:val="12"/>
         </w:numPr>
       </w:pPr>
+      <w:proofErr w:type="gramStart"/>
       <w:r>
         <w:rPr>
           <w:i/>
@@ -2173,6 +2213,7 @@
       <w:r>
         <w:t>(</w:t>
       </w:r>
+      <w:proofErr w:type="gramEnd"/>
       <w:r>
         <w:rPr>
           <w:i/>
@@ -2191,7 +2232,15 @@
         <w:t>y</w:t>
       </w:r>
       <w:r>
-        <w:t xml:space="preserve">, M),  Q(N, M, </w:t>
+        <w:t>, M</w:t>
+      </w:r>
+      <w:proofErr w:type="gramStart"/>
+      <w:r>
+        <w:t>),  Q</w:t>
+      </w:r>
+      <w:proofErr w:type="gramEnd"/>
+      <w:r>
+        <w:t xml:space="preserve">(N, M, </w:t>
       </w:r>
       <w:r>
         <w:rPr>
@@ -2242,12 +2291,37 @@
           <w:numId w:val="12"/>
         </w:numPr>
       </w:pPr>
-      <w:r>
-        <w:rPr>
-          <w:i/>
-          <w:iCs/>
-        </w:rPr>
-        <w:t>Knows(y, y), Knows(Father(x), x</w:t>
+      <w:proofErr w:type="gramStart"/>
+      <w:r>
+        <w:rPr>
+          <w:i/>
+          <w:iCs/>
+        </w:rPr>
+        <w:t>Knows(</w:t>
+      </w:r>
+      <w:proofErr w:type="gramEnd"/>
+      <w:r>
+        <w:rPr>
+          <w:i/>
+          <w:iCs/>
+        </w:rPr>
+        <w:t xml:space="preserve">y, y), </w:t>
+      </w:r>
+      <w:proofErr w:type="gramStart"/>
+      <w:r>
+        <w:rPr>
+          <w:i/>
+          <w:iCs/>
+        </w:rPr>
+        <w:t>Knows(</w:t>
+      </w:r>
+      <w:proofErr w:type="gramEnd"/>
+      <w:r>
+        <w:rPr>
+          <w:i/>
+          <w:iCs/>
+        </w:rPr>
+        <w:t>Father(x), x</w:t>
       </w:r>
       <w:r>
         <w:t>).</w:t>
@@ -2262,13 +2336,37 @@
         <w:ind w:left="1080"/>
       </w:pPr>
       <w:r>
-        <w:t>Does not exist, since Knows(y, y) requires both y’s to be the same</w:t>
+        <w:t xml:space="preserve">Does not exist, since </w:t>
+      </w:r>
+      <w:proofErr w:type="gramStart"/>
+      <w:r>
+        <w:t>Knows(</w:t>
+      </w:r>
+      <w:proofErr w:type="gramEnd"/>
+      <w:r>
+        <w:t>y, y) requires both y’s to be the same</w:t>
       </w:r>
       <w:r>
         <w:t xml:space="preserve">. </w:t>
       </w:r>
       <w:r>
-        <w:t>To make Knows(y, y) = Knows(Father(x), x), that means Father(x) must equal x. This does not have a valid solution</w:t>
+        <w:t xml:space="preserve">To make </w:t>
+      </w:r>
+      <w:proofErr w:type="gramStart"/>
+      <w:r>
+        <w:t>Knows(</w:t>
+      </w:r>
+      <w:proofErr w:type="gramEnd"/>
+      <w:r>
+        <w:t xml:space="preserve">y, y) = </w:t>
+      </w:r>
+      <w:proofErr w:type="gramStart"/>
+      <w:r>
+        <w:t>Knows(</w:t>
+      </w:r>
+      <w:proofErr w:type="gramEnd"/>
+      <w:r>
+        <w:t>Father(x), x), that means Father(x) must equal x. This does not have a valid solution</w:t>
       </w:r>
       <w:r>
         <w:t xml:space="preserve"> because Father(x) cannot equal x</w:t>
@@ -2403,7 +2501,15 @@
           <w:i/>
           <w:iCs/>
         </w:rPr>
-        <w:t>C(y)</w:t>
+        <w:t>C(</w:t>
+      </w:r>
+      <w:proofErr w:type="gramStart"/>
+      <w:r>
+        <w:rPr>
+          <w:i/>
+          <w:iCs/>
+        </w:rPr>
+        <w:t>y)</w:t>
       </w:r>
       <w:r>
         <w:t>,</w:t>
@@ -2453,8 +2559,18 @@
           <w:i/>
           <w:iCs/>
         </w:rPr>
-        <w:t>D(z)</w:t>
-      </w:r>
+        <w:t>D(z</w:t>
+      </w:r>
+      <w:proofErr w:type="gramEnd"/>
+      <w:r>
+        <w:rPr>
+          <w:rFonts w:ascii="Cambria Math" w:hAnsi="Cambria Math" w:cs="Cambria Math"/>
+          <w:i/>
+          <w:iCs/>
+        </w:rPr>
+        <w:t>)</w:t>
+      </w:r>
+      <w:proofErr w:type="gramStart"/>
       <w:r>
         <w:rPr>
           <w:rFonts w:ascii="Cambria Math" w:hAnsi="Cambria Math" w:cs="Cambria Math"/>
@@ -2508,6 +2624,7 @@
         </w:rPr>
         <w:t>)}</w:t>
       </w:r>
+      <w:proofErr w:type="gramEnd"/>
       <w:r>
         <w:t xml:space="preserve">  </w:t>
       </w:r>
